--- a/Assignments/Chapters/Chapter 9/Chapter 9.docx
+++ b/Assignments/Chapters/Chapter 9/Chapter 9.docx
@@ -1,6 +1,6 @@
 
 <file path=word/document.xml><?xml version="1.0" encoding="utf-8"?>
-<w:document xmlns:wpc="http://schemas.microsoft.com/office/word/2010/wordprocessingCanvas" xmlns:cx="http://schemas.microsoft.com/office/drawing/2014/chartex" xmlns:cx1="http://schemas.microsoft.com/office/drawing/2015/9/8/chartex" xmlns:cx2="http://schemas.microsoft.com/office/drawing/2015/10/21/chartex" xmlns:cx3="http://schemas.microsoft.com/office/drawing/2016/5/9/chartex" xmlns:cx4="http://schemas.microsoft.com/office/drawing/2016/5/10/chartex" xmlns:cx5="http://schemas.microsoft.com/office/drawing/2016/5/11/chartex" xmlns:cx6="http://schemas.microsoft.com/office/drawing/2016/5/12/chartex" xmlns:cx7="http://schemas.microsoft.com/office/drawing/2016/5/13/chartex" xmlns:cx8="http://schemas.microsoft.com/office/drawing/2016/5/14/chartex" xmlns:mc="http://schemas.openxmlformats.org/markup-compatibility/2006" xmlns:aink="http://schemas.microsoft.com/office/drawing/2016/ink" xmlns:am3d="http://schemas.microsoft.com/office/drawing/2017/model3d" xmlns:o="urn:schemas-microsoft-com:office:office" xmlns:r="http://schemas.openxmlformats.org/officeDocument/2006/relationships" xmlns:m="http://schemas.openxmlformats.org/officeDocument/2006/math" xmlns:v="urn:schemas-microsoft-com:vml" xmlns:wp14="http://schemas.microsoft.com/office/word/2010/wordprocessingDrawing" xmlns:wp="http://schemas.openxmlformats.org/drawingml/2006/wordprocessingDrawing" xmlns:w10="urn:schemas-microsoft-com:office:word" xmlns:w="http://schemas.openxmlformats.org/wordprocessingml/2006/main" xmlns:w14="http://schemas.microsoft.com/office/word/2010/wordml" xmlns:w15="http://schemas.microsoft.com/office/word/2012/wordml" xmlns:w16cex="http://schemas.microsoft.com/office/word/2018/wordml/cex" xmlns:w16cid="http://schemas.microsoft.com/office/word/2016/wordml/cid" xmlns:w16="http://schemas.microsoft.com/office/word/2018/wordml" xmlns:w16sdtdh="http://schemas.microsoft.com/office/word/2020/wordml/sdtdatahash" xmlns:w16se="http://schemas.microsoft.com/office/word/2015/wordml/symex" xmlns:wpg="http://schemas.microsoft.com/office/word/2010/wordprocessingGroup" xmlns:wpi="http://schemas.microsoft.com/office/word/2010/wordprocessingInk" xmlns:wne="http://schemas.microsoft.com/office/word/2006/wordml" xmlns:wps="http://schemas.microsoft.com/office/word/2010/wordprocessingShape" mc:Ignorable="w14 w15 w16se w16cid w16 w16cex w16sdtdh wp14">
+<w:document xmlns:wpc="http://schemas.microsoft.com/office/word/2010/wordprocessingCanvas" xmlns:cx="http://schemas.microsoft.com/office/drawing/2014/chartex" xmlns:cx1="http://schemas.microsoft.com/office/drawing/2015/9/8/chartex" xmlns:cx2="http://schemas.microsoft.com/office/drawing/2015/10/21/chartex" xmlns:cx3="http://schemas.microsoft.com/office/drawing/2016/5/9/chartex" xmlns:cx4="http://schemas.microsoft.com/office/drawing/2016/5/10/chartex" xmlns:cx5="http://schemas.microsoft.com/office/drawing/2016/5/11/chartex" xmlns:cx6="http://schemas.microsoft.com/office/drawing/2016/5/12/chartex" xmlns:cx7="http://schemas.microsoft.com/office/drawing/2016/5/13/chartex" xmlns:cx8="http://schemas.microsoft.com/office/drawing/2016/5/14/chartex" xmlns:mc="http://schemas.openxmlformats.org/markup-compatibility/2006" xmlns:aink="http://schemas.microsoft.com/office/drawing/2016/ink" xmlns:am3d="http://schemas.microsoft.com/office/drawing/2017/model3d" xmlns:o="urn:schemas-microsoft-com:office:office" xmlns:oel="http://schemas.microsoft.com/office/2019/extlst" xmlns:r="http://schemas.openxmlformats.org/officeDocument/2006/relationships" xmlns:m="http://schemas.openxmlformats.org/officeDocument/2006/math" xmlns:v="urn:schemas-microsoft-com:vml" xmlns:wp14="http://schemas.microsoft.com/office/word/2010/wordprocessingDrawing" xmlns:wp="http://schemas.openxmlformats.org/drawingml/2006/wordprocessingDrawing" xmlns:w10="urn:schemas-microsoft-com:office:word" xmlns:w="http://schemas.openxmlformats.org/wordprocessingml/2006/main" xmlns:w14="http://schemas.microsoft.com/office/word/2010/wordml" xmlns:w15="http://schemas.microsoft.com/office/word/2012/wordml" xmlns:w16cex="http://schemas.microsoft.com/office/word/2018/wordml/cex" xmlns:w16cid="http://schemas.microsoft.com/office/word/2016/wordml/cid" xmlns:w16="http://schemas.microsoft.com/office/word/2018/wordml" xmlns:w16du="http://schemas.microsoft.com/office/word/2023/wordml/word16du" xmlns:w16sdtdh="http://schemas.microsoft.com/office/word/2020/wordml/sdtdatahash" xmlns:w16sdtfl="http://schemas.microsoft.com/office/word/2024/wordml/sdtformatlock" xmlns:w16se="http://schemas.microsoft.com/office/word/2015/wordml/symex" xmlns:wpg="http://schemas.microsoft.com/office/word/2010/wordprocessingGroup" xmlns:wpi="http://schemas.microsoft.com/office/word/2010/wordprocessingInk" xmlns:wne="http://schemas.microsoft.com/office/word/2006/wordml" xmlns:wps="http://schemas.microsoft.com/office/word/2010/wordprocessingShape" mc:Ignorable="w14 w15 w16se w16cid w16 w16cex w16sdtdh w16sdtfl w16du wp14">
   <w:body>
     <w:p>
       <w:pPr>
@@ -187,6 +187,40 @@
           <w:szCs w:val="28"/>
         </w:rPr>
         <w:t xml:space="preserve">Discuss the ways in which inheritance promotes software reuse, saves time during program development and helps prevent errors. </w:t>
+      </w:r>
+    </w:p>
+    <w:p>
+      <w:pPr>
+        <w:rPr>
+          <w:rFonts w:ascii="Times New Roman" w:hAnsi="Times New Roman" w:cs="Times New Roman"/>
+          <w:sz w:val="28"/>
+          <w:szCs w:val="28"/>
+        </w:rPr>
+      </w:pPr>
+      <w:r>
+        <w:rPr>
+          <w:rFonts w:ascii="Times New Roman" w:hAnsi="Times New Roman" w:cs="Times New Roman"/>
+          <w:sz w:val="28"/>
+          <w:szCs w:val="28"/>
+        </w:rPr>
+        <w:t>Inheritance creates a parent class that contains most of the variable, methods, and subclasses that a child class may use.</w:t>
+      </w:r>
+    </w:p>
+    <w:p>
+      <w:pPr>
+        <w:rPr>
+          <w:rFonts w:ascii="Times New Roman" w:hAnsi="Times New Roman" w:cs="Times New Roman"/>
+          <w:sz w:val="28"/>
+          <w:szCs w:val="28"/>
+        </w:rPr>
+      </w:pPr>
+      <w:r>
+        <w:rPr>
+          <w:rFonts w:ascii="Times New Roman" w:hAnsi="Times New Roman" w:cs="Times New Roman"/>
+          <w:sz w:val="28"/>
+          <w:szCs w:val="28"/>
+        </w:rPr>
+        <w:t xml:space="preserve">In that sense it allows us to not repeat ourselves when programming, just reusing our code that already works. </w:t>
       </w:r>
     </w:p>
     <w:p>
@@ -340,7 +374,16 @@
           <w:sz w:val="28"/>
           <w:szCs w:val="28"/>
         </w:rPr>
-        <w:t xml:space="preserve">. Continue to extend the hierarchy as deep (i.e., as many levels) as possible. For example, Freshman, Sophomore, Junior and Senior might extend </w:t>
+        <w:t xml:space="preserve">. Continue to extend the hierarchy as </w:t>
+      </w:r>
+      <w:r>
+        <w:rPr>
+          <w:rFonts w:ascii="Times New Roman" w:hAnsi="Times New Roman" w:cs="Times New Roman"/>
+          <w:sz w:val="28"/>
+          <w:szCs w:val="28"/>
+        </w:rPr>
+        <w:lastRenderedPageBreak/>
+        <w:t xml:space="preserve">deep (i.e., as many levels) as possible. For example, Freshman, Sophomore, Junior and Senior might extend </w:t>
       </w:r>
       <w:proofErr w:type="spellStart"/>
       <w:r>
@@ -424,55 +467,1773 @@
         </w:rPr>
       </w:pPr>
       <w:r>
+        <w:rPr>
+          <w:rFonts w:ascii="Times New Roman" w:hAnsi="Times New Roman" w:cs="Times New Roman"/>
+          <w:noProof/>
+          <w:sz w:val="28"/>
+          <w:szCs w:val="28"/>
+        </w:rPr>
+        <mc:AlternateContent>
+          <mc:Choice Requires="wps">
+            <w:drawing>
+              <wp:anchor distT="0" distB="0" distL="114300" distR="114300" simplePos="0" relativeHeight="251677696" behindDoc="0" locked="0" layoutInCell="1" allowOverlap="1" wp14:anchorId="62B9BEAC" wp14:editId="7C91FD42">
+                <wp:simplePos x="0" y="0"/>
+                <wp:positionH relativeFrom="column">
+                  <wp:posOffset>3162300</wp:posOffset>
+                </wp:positionH>
+                <wp:positionV relativeFrom="paragraph">
+                  <wp:posOffset>235585</wp:posOffset>
+                </wp:positionV>
+                <wp:extent cx="617220" cy="533400"/>
+                <wp:effectExtent l="0" t="0" r="30480" b="19050"/>
+                <wp:wrapNone/>
+                <wp:docPr id="1566774631" name="Straight Connector 3"/>
+                <wp:cNvGraphicFramePr/>
+                <a:graphic xmlns:a="http://schemas.openxmlformats.org/drawingml/2006/main">
+                  <a:graphicData uri="http://schemas.microsoft.com/office/word/2010/wordprocessingShape">
+                    <wps:wsp>
+                      <wps:cNvCnPr/>
+                      <wps:spPr>
+                        <a:xfrm>
+                          <a:off x="0" y="0"/>
+                          <a:ext cx="617220" cy="533400"/>
+                        </a:xfrm>
+                        <a:prstGeom prst="line">
+                          <a:avLst/>
+                        </a:prstGeom>
+                      </wps:spPr>
+                      <wps:style>
+                        <a:lnRef idx="1">
+                          <a:schemeClr val="accent1"/>
+                        </a:lnRef>
+                        <a:fillRef idx="0">
+                          <a:schemeClr val="accent1"/>
+                        </a:fillRef>
+                        <a:effectRef idx="0">
+                          <a:schemeClr val="accent1"/>
+                        </a:effectRef>
+                        <a:fontRef idx="minor">
+                          <a:schemeClr val="tx1"/>
+                        </a:fontRef>
+                      </wps:style>
+                      <wps:bodyPr/>
+                    </wps:wsp>
+                  </a:graphicData>
+                </a:graphic>
+              </wp:anchor>
+            </w:drawing>
+          </mc:Choice>
+          <mc:Fallback>
+            <w:pict>
+              <v:line w14:anchorId="5B5F50D8" id="Straight Connector 3" o:spid="_x0000_s1026" style="position:absolute;z-index:251677696;visibility:visible;mso-wrap-style:square;mso-wrap-distance-left:9pt;mso-wrap-distance-top:0;mso-wrap-distance-right:9pt;mso-wrap-distance-bottom:0;mso-position-horizontal:absolute;mso-position-horizontal-relative:text;mso-position-vertical:absolute;mso-position-vertical-relative:text" from="249pt,18.55pt" to="297.6pt,60.55pt" o:gfxdata="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" strokecolor="#4472c4 [3204]" strokeweight=".5pt">
+                <v:stroke joinstyle="miter"/>
+              </v:line>
+            </w:pict>
+          </mc:Fallback>
+        </mc:AlternateContent>
+      </w:r>
+      <w:r>
+        <w:rPr>
+          <w:rFonts w:ascii="Times New Roman" w:hAnsi="Times New Roman" w:cs="Times New Roman"/>
+          <w:noProof/>
+          <w:sz w:val="28"/>
+          <w:szCs w:val="28"/>
+        </w:rPr>
+        <mc:AlternateContent>
+          <mc:Choice Requires="wps">
+            <w:drawing>
+              <wp:anchor distT="0" distB="0" distL="114300" distR="114300" simplePos="0" relativeHeight="251676672" behindDoc="0" locked="0" layoutInCell="1" allowOverlap="1" wp14:anchorId="7337A8E3" wp14:editId="454E07D8">
+                <wp:simplePos x="0" y="0"/>
+                <wp:positionH relativeFrom="column">
+                  <wp:posOffset>2057400</wp:posOffset>
+                </wp:positionH>
+                <wp:positionV relativeFrom="paragraph">
+                  <wp:posOffset>250825</wp:posOffset>
+                </wp:positionV>
+                <wp:extent cx="731520" cy="472440"/>
+                <wp:effectExtent l="0" t="0" r="30480" b="22860"/>
+                <wp:wrapNone/>
+                <wp:docPr id="686360470" name="Straight Connector 2"/>
+                <wp:cNvGraphicFramePr/>
+                <a:graphic xmlns:a="http://schemas.openxmlformats.org/drawingml/2006/main">
+                  <a:graphicData uri="http://schemas.microsoft.com/office/word/2010/wordprocessingShape">
+                    <wps:wsp>
+                      <wps:cNvCnPr/>
+                      <wps:spPr>
+                        <a:xfrm flipH="1">
+                          <a:off x="0" y="0"/>
+                          <a:ext cx="731520" cy="472440"/>
+                        </a:xfrm>
+                        <a:prstGeom prst="line">
+                          <a:avLst/>
+                        </a:prstGeom>
+                      </wps:spPr>
+                      <wps:style>
+                        <a:lnRef idx="1">
+                          <a:schemeClr val="accent1"/>
+                        </a:lnRef>
+                        <a:fillRef idx="0">
+                          <a:schemeClr val="accent1"/>
+                        </a:fillRef>
+                        <a:effectRef idx="0">
+                          <a:schemeClr val="accent1"/>
+                        </a:effectRef>
+                        <a:fontRef idx="minor">
+                          <a:schemeClr val="tx1"/>
+                        </a:fontRef>
+                      </wps:style>
+                      <wps:bodyPr/>
+                    </wps:wsp>
+                  </a:graphicData>
+                </a:graphic>
+              </wp:anchor>
+            </w:drawing>
+          </mc:Choice>
+          <mc:Fallback>
+            <w:pict>
+              <v:line w14:anchorId="515DE993" id="Straight Connector 2" o:spid="_x0000_s1026" style="position:absolute;flip:x;z-index:251676672;visibility:visible;mso-wrap-style:square;mso-wrap-distance-left:9pt;mso-wrap-distance-top:0;mso-wrap-distance-right:9pt;mso-wrap-distance-bottom:0;mso-position-horizontal:absolute;mso-position-horizontal-relative:text;mso-position-vertical:absolute;mso-position-vertical-relative:text" from="162pt,19.75pt" to="219.6pt,56.95pt" o:gfxdata="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" strokecolor="#4472c4 [3204]" strokeweight=".5pt">
+                <v:stroke joinstyle="miter"/>
+              </v:line>
+            </w:pict>
+          </mc:Fallback>
+        </mc:AlternateContent>
+      </w:r>
+      <w:r>
+        <w:rPr>
+          <w:rFonts w:ascii="Times New Roman" w:hAnsi="Times New Roman" w:cs="Times New Roman"/>
+          <w:noProof/>
+          <w:sz w:val="28"/>
+          <w:szCs w:val="28"/>
+        </w:rPr>
+        <mc:AlternateContent>
+          <mc:Choice Requires="wps">
+            <w:drawing>
+              <wp:anchor distT="0" distB="0" distL="114300" distR="114300" simplePos="0" relativeHeight="251659264" behindDoc="0" locked="0" layoutInCell="1" allowOverlap="1" wp14:anchorId="4E3B55D2" wp14:editId="52495250">
+                <wp:simplePos x="0" y="0"/>
+                <wp:positionH relativeFrom="column">
+                  <wp:posOffset>2560320</wp:posOffset>
+                </wp:positionH>
+                <wp:positionV relativeFrom="paragraph">
+                  <wp:posOffset>67945</wp:posOffset>
+                </wp:positionV>
+                <wp:extent cx="746760" cy="390267"/>
+                <wp:effectExtent l="0" t="0" r="15240" b="10160"/>
+                <wp:wrapNone/>
+                <wp:docPr id="774215351" name="Rectangle 1"/>
+                <wp:cNvGraphicFramePr/>
+                <a:graphic xmlns:a="http://schemas.openxmlformats.org/drawingml/2006/main">
+                  <a:graphicData uri="http://schemas.microsoft.com/office/word/2010/wordprocessingShape">
+                    <wps:wsp>
+                      <wps:cNvSpPr/>
+                      <wps:spPr>
+                        <a:xfrm>
+                          <a:off x="0" y="0"/>
+                          <a:ext cx="746760" cy="390267"/>
+                        </a:xfrm>
+                        <a:prstGeom prst="rect">
+                          <a:avLst/>
+                        </a:prstGeom>
+                      </wps:spPr>
+                      <wps:style>
+                        <a:lnRef idx="2">
+                          <a:schemeClr val="accent1">
+                            <a:shade val="15000"/>
+                          </a:schemeClr>
+                        </a:lnRef>
+                        <a:fillRef idx="1">
+                          <a:schemeClr val="accent1"/>
+                        </a:fillRef>
+                        <a:effectRef idx="0">
+                          <a:schemeClr val="accent1"/>
+                        </a:effectRef>
+                        <a:fontRef idx="minor">
+                          <a:schemeClr val="lt1"/>
+                        </a:fontRef>
+                      </wps:style>
+                      <wps:txbx>
+                        <w:txbxContent>
+                          <w:p>
+                            <w:pPr>
+                              <w:jc w:val="center"/>
+                            </w:pPr>
+                            <w:r>
+                              <w:t>Student</w:t>
+                            </w:r>
+                          </w:p>
+                        </w:txbxContent>
+                      </wps:txbx>
+                      <wps:bodyPr rot="0" spcFirstLastPara="0" vertOverflow="overflow" horzOverflow="overflow" vert="horz" wrap="square" lIns="91440" tIns="45720" rIns="91440" bIns="45720" numCol="1" spcCol="0" rtlCol="0" fromWordArt="0" anchor="b" anchorCtr="0" forceAA="0" compatLnSpc="1">
+                        <a:prstTxWarp prst="textNoShape">
+                          <a:avLst/>
+                        </a:prstTxWarp>
+                        <a:noAutofit/>
+                      </wps:bodyPr>
+                    </wps:wsp>
+                  </a:graphicData>
+                </a:graphic>
+                <wp14:sizeRelH relativeFrom="margin">
+                  <wp14:pctWidth>0</wp14:pctWidth>
+                </wp14:sizeRelH>
+                <wp14:sizeRelV relativeFrom="margin">
+                  <wp14:pctHeight>0</wp14:pctHeight>
+                </wp14:sizeRelV>
+              </wp:anchor>
+            </w:drawing>
+          </mc:Choice>
+          <mc:Fallback>
+            <w:pict>
+              <v:rect w14:anchorId="4E3B55D2" id="Rectangle 1" o:spid="_x0000_s1026" style="position:absolute;margin-left:201.6pt;margin-top:5.35pt;width:58.8pt;height:30.75pt;z-index:251659264;visibility:visible;mso-wrap-style:square;mso-width-percent:0;mso-height-percent:0;mso-wrap-distance-left:9pt;mso-wrap-distance-top:0;mso-wrap-distance-right:9pt;mso-wrap-distance-bottom:0;mso-position-horizontal:absolute;mso-position-horizontal-relative:text;mso-position-vertical:absolute;mso-position-vertical-relative:text;mso-width-percent:0;mso-height-percent:0;mso-width-relative:margin;mso-height-relative:margin;v-text-anchor:bottom" o:gfxdata="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" fillcolor="#4472c4 [3204]" strokecolor="#09101d [484]" strokeweight="1pt">
+                <v:textbox>
+                  <w:txbxContent>
+                    <w:p>
+                      <w:pPr>
+                        <w:jc w:val="center"/>
+                      </w:pPr>
+                      <w:r>
+                        <w:t>Student</w:t>
+                      </w:r>
+                    </w:p>
+                  </w:txbxContent>
+                </v:textbox>
+              </v:rect>
+            </w:pict>
+          </mc:Fallback>
+        </mc:AlternateContent>
+      </w:r>
+    </w:p>
+    <w:p>
+      <w:pPr>
+        <w:rPr>
+          <w:rFonts w:ascii="Times New Roman" w:hAnsi="Times New Roman" w:cs="Times New Roman"/>
+          <w:sz w:val="28"/>
+          <w:szCs w:val="28"/>
+        </w:rPr>
+      </w:pPr>
+    </w:p>
+    <w:p>
+      <w:pPr>
+        <w:rPr>
+          <w:rFonts w:ascii="Times New Roman" w:hAnsi="Times New Roman" w:cs="Times New Roman"/>
+          <w:sz w:val="28"/>
+          <w:szCs w:val="28"/>
+        </w:rPr>
+      </w:pPr>
+      <w:r>
+        <w:rPr>
+          <w:rFonts w:ascii="Times New Roman" w:hAnsi="Times New Roman" w:cs="Times New Roman"/>
+          <w:noProof/>
+          <w:sz w:val="28"/>
+          <w:szCs w:val="28"/>
+        </w:rPr>
+        <mc:AlternateContent>
+          <mc:Choice Requires="wps">
+            <w:drawing>
+              <wp:anchor distT="0" distB="0" distL="114300" distR="114300" simplePos="0" relativeHeight="251663360" behindDoc="0" locked="0" layoutInCell="1" allowOverlap="1" wp14:anchorId="1C743658" wp14:editId="60530B68">
+                <wp:simplePos x="0" y="0"/>
+                <wp:positionH relativeFrom="column">
+                  <wp:posOffset>3566160</wp:posOffset>
+                </wp:positionH>
+                <wp:positionV relativeFrom="paragraph">
+                  <wp:posOffset>10160</wp:posOffset>
+                </wp:positionV>
+                <wp:extent cx="762000" cy="389890"/>
+                <wp:effectExtent l="0" t="0" r="19050" b="10160"/>
+                <wp:wrapNone/>
+                <wp:docPr id="1289580506" name="Rectangle 1"/>
+                <wp:cNvGraphicFramePr/>
+                <a:graphic xmlns:a="http://schemas.openxmlformats.org/drawingml/2006/main">
+                  <a:graphicData uri="http://schemas.microsoft.com/office/word/2010/wordprocessingShape">
+                    <wps:wsp>
+                      <wps:cNvSpPr/>
+                      <wps:spPr>
+                        <a:xfrm>
+                          <a:off x="0" y="0"/>
+                          <a:ext cx="762000" cy="389890"/>
+                        </a:xfrm>
+                        <a:prstGeom prst="rect">
+                          <a:avLst/>
+                        </a:prstGeom>
+                      </wps:spPr>
+                      <wps:style>
+                        <a:lnRef idx="2">
+                          <a:schemeClr val="accent1">
+                            <a:shade val="15000"/>
+                          </a:schemeClr>
+                        </a:lnRef>
+                        <a:fillRef idx="1">
+                          <a:schemeClr val="accent1"/>
+                        </a:fillRef>
+                        <a:effectRef idx="0">
+                          <a:schemeClr val="accent1"/>
+                        </a:effectRef>
+                        <a:fontRef idx="minor">
+                          <a:schemeClr val="lt1"/>
+                        </a:fontRef>
+                      </wps:style>
+                      <wps:txbx>
+                        <w:txbxContent>
+                          <w:p>
+                            <w:pPr>
+                              <w:jc w:val="center"/>
+                            </w:pPr>
+                            <w:r>
+                              <w:t>Graduate</w:t>
+                            </w:r>
+                          </w:p>
+                        </w:txbxContent>
+                      </wps:txbx>
+                      <wps:bodyPr rot="0" spcFirstLastPara="0" vertOverflow="overflow" horzOverflow="overflow" vert="horz" wrap="square" lIns="91440" tIns="45720" rIns="91440" bIns="45720" numCol="1" spcCol="0" rtlCol="0" fromWordArt="0" anchor="ctr" anchorCtr="0" forceAA="0" compatLnSpc="1">
+                        <a:prstTxWarp prst="textNoShape">
+                          <a:avLst/>
+                        </a:prstTxWarp>
+                        <a:noAutofit/>
+                      </wps:bodyPr>
+                    </wps:wsp>
+                  </a:graphicData>
+                </a:graphic>
+                <wp14:sizeRelH relativeFrom="margin">
+                  <wp14:pctWidth>0</wp14:pctWidth>
+                </wp14:sizeRelH>
+                <wp14:sizeRelV relativeFrom="margin">
+                  <wp14:pctHeight>0</wp14:pctHeight>
+                </wp14:sizeRelV>
+              </wp:anchor>
+            </w:drawing>
+          </mc:Choice>
+          <mc:Fallback>
+            <w:pict>
+              <v:rect w14:anchorId="1C743658" id="_x0000_s1027" style="position:absolute;margin-left:280.8pt;margin-top:.8pt;width:60pt;height:30.7pt;z-index:251663360;visibility:visible;mso-wrap-style:square;mso-width-percent:0;mso-height-percent:0;mso-wrap-distance-left:9pt;mso-wrap-distance-top:0;mso-wrap-distance-right:9pt;mso-wrap-distance-bottom:0;mso-position-horizontal:absolute;mso-position-horizontal-relative:text;mso-position-vertical:absolute;mso-position-vertical-relative:text;mso-width-percent:0;mso-height-percent:0;mso-width-relative:margin;mso-height-relative:margin;v-text-anchor:middle" o:gfxdata="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" fillcolor="#4472c4 [3204]" strokecolor="#09101d [484]" strokeweight="1pt">
+                <v:textbox>
+                  <w:txbxContent>
+                    <w:p>
+                      <w:pPr>
+                        <w:jc w:val="center"/>
+                      </w:pPr>
+                      <w:r>
+                        <w:t>Graduate</w:t>
+                      </w:r>
+                    </w:p>
+                  </w:txbxContent>
+                </v:textbox>
+              </v:rect>
+            </w:pict>
+          </mc:Fallback>
+        </mc:AlternateContent>
+      </w:r>
+      <w:r>
+        <w:rPr>
+          <w:rFonts w:ascii="Times New Roman" w:hAnsi="Times New Roman" w:cs="Times New Roman"/>
+          <w:noProof/>
+          <w:sz w:val="28"/>
+          <w:szCs w:val="28"/>
+        </w:rPr>
+        <mc:AlternateContent>
+          <mc:Choice Requires="wps">
+            <w:drawing>
+              <wp:anchor distT="0" distB="0" distL="114300" distR="114300" simplePos="0" relativeHeight="251661312" behindDoc="0" locked="0" layoutInCell="1" allowOverlap="1" wp14:anchorId="6A7C9063" wp14:editId="3090E12D">
+                <wp:simplePos x="0" y="0"/>
+                <wp:positionH relativeFrom="column">
+                  <wp:posOffset>1463040</wp:posOffset>
+                </wp:positionH>
+                <wp:positionV relativeFrom="paragraph">
+                  <wp:posOffset>10160</wp:posOffset>
+                </wp:positionV>
+                <wp:extent cx="1082040" cy="389890"/>
+                <wp:effectExtent l="0" t="0" r="22860" b="10160"/>
+                <wp:wrapNone/>
+                <wp:docPr id="1410881144" name="Rectangle 1"/>
+                <wp:cNvGraphicFramePr/>
+                <a:graphic xmlns:a="http://schemas.openxmlformats.org/drawingml/2006/main">
+                  <a:graphicData uri="http://schemas.microsoft.com/office/word/2010/wordprocessingShape">
+                    <wps:wsp>
+                      <wps:cNvSpPr/>
+                      <wps:spPr>
+                        <a:xfrm>
+                          <a:off x="0" y="0"/>
+                          <a:ext cx="1082040" cy="389890"/>
+                        </a:xfrm>
+                        <a:prstGeom prst="rect">
+                          <a:avLst/>
+                        </a:prstGeom>
+                      </wps:spPr>
+                      <wps:style>
+                        <a:lnRef idx="2">
+                          <a:schemeClr val="accent1">
+                            <a:shade val="15000"/>
+                          </a:schemeClr>
+                        </a:lnRef>
+                        <a:fillRef idx="1">
+                          <a:schemeClr val="accent1"/>
+                        </a:fillRef>
+                        <a:effectRef idx="0">
+                          <a:schemeClr val="accent1"/>
+                        </a:effectRef>
+                        <a:fontRef idx="minor">
+                          <a:schemeClr val="lt1"/>
+                        </a:fontRef>
+                      </wps:style>
+                      <wps:txbx>
+                        <w:txbxContent>
+                          <w:p>
+                            <w:pPr>
+                              <w:jc w:val="center"/>
+                            </w:pPr>
+                            <w:proofErr w:type="spellStart"/>
+                            <w:r>
+                              <w:t>Undergraudate</w:t>
+                            </w:r>
+                            <w:proofErr w:type="spellEnd"/>
+                          </w:p>
+                        </w:txbxContent>
+                      </wps:txbx>
+                      <wps:bodyPr rot="0" spcFirstLastPara="0" vertOverflow="overflow" horzOverflow="overflow" vert="horz" wrap="square" lIns="91440" tIns="45720" rIns="91440" bIns="45720" numCol="1" spcCol="0" rtlCol="0" fromWordArt="0" anchor="ctr" anchorCtr="0" forceAA="0" compatLnSpc="1">
+                        <a:prstTxWarp prst="textNoShape">
+                          <a:avLst/>
+                        </a:prstTxWarp>
+                        <a:noAutofit/>
+                      </wps:bodyPr>
+                    </wps:wsp>
+                  </a:graphicData>
+                </a:graphic>
+                <wp14:sizeRelH relativeFrom="margin">
+                  <wp14:pctWidth>0</wp14:pctWidth>
+                </wp14:sizeRelH>
+                <wp14:sizeRelV relativeFrom="margin">
+                  <wp14:pctHeight>0</wp14:pctHeight>
+                </wp14:sizeRelV>
+              </wp:anchor>
+            </w:drawing>
+          </mc:Choice>
+          <mc:Fallback>
+            <w:pict>
+              <v:rect w14:anchorId="6A7C9063" id="_x0000_s1028" style="position:absolute;margin-left:115.2pt;margin-top:.8pt;width:85.2pt;height:30.7pt;z-index:251661312;visibility:visible;mso-wrap-style:square;mso-width-percent:0;mso-height-percent:0;mso-wrap-distance-left:9pt;mso-wrap-distance-top:0;mso-wrap-distance-right:9pt;mso-wrap-distance-bottom:0;mso-position-horizontal:absolute;mso-position-horizontal-relative:text;mso-position-vertical:absolute;mso-position-vertical-relative:text;mso-width-percent:0;mso-height-percent:0;mso-width-relative:margin;mso-height-relative:margin;v-text-anchor:middle" o:gfxdata="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" fillcolor="#4472c4 [3204]" strokecolor="#09101d [484]" strokeweight="1pt">
+                <v:textbox>
+                  <w:txbxContent>
+                    <w:p>
+                      <w:pPr>
+                        <w:jc w:val="center"/>
+                      </w:pPr>
+                      <w:proofErr w:type="spellStart"/>
+                      <w:r>
+                        <w:t>Undergraudate</w:t>
+                      </w:r>
+                      <w:proofErr w:type="spellEnd"/>
+                    </w:p>
+                  </w:txbxContent>
+                </v:textbox>
+              </v:rect>
+            </w:pict>
+          </mc:Fallback>
+        </mc:AlternateContent>
+      </w:r>
+      <w:r>
+        <w:rPr>
+          <w:rFonts w:ascii="Times New Roman" w:hAnsi="Times New Roman" w:cs="Times New Roman"/>
+          <w:noProof/>
+          <w:sz w:val="28"/>
+          <w:szCs w:val="28"/>
+        </w:rPr>
+        <mc:AlternateContent>
+          <mc:Choice Requires="wps">
+            <w:drawing>
+              <wp:anchor distT="0" distB="0" distL="114300" distR="114300" simplePos="0" relativeHeight="251686912" behindDoc="0" locked="0" layoutInCell="1" allowOverlap="1" wp14:anchorId="4624C5AF" wp14:editId="2675F7BD">
+                <wp:simplePos x="0" y="0"/>
+                <wp:positionH relativeFrom="column">
+                  <wp:posOffset>3794760</wp:posOffset>
+                </wp:positionH>
+                <wp:positionV relativeFrom="paragraph">
+                  <wp:posOffset>276860</wp:posOffset>
+                </wp:positionV>
+                <wp:extent cx="60960" cy="594360"/>
+                <wp:effectExtent l="0" t="0" r="34290" b="34290"/>
+                <wp:wrapNone/>
+                <wp:docPr id="106686413" name="Straight Connector 4"/>
+                <wp:cNvGraphicFramePr/>
+                <a:graphic xmlns:a="http://schemas.openxmlformats.org/drawingml/2006/main">
+                  <a:graphicData uri="http://schemas.microsoft.com/office/word/2010/wordprocessingShape">
+                    <wps:wsp>
+                      <wps:cNvCnPr/>
+                      <wps:spPr>
+                        <a:xfrm flipH="1">
+                          <a:off x="0" y="0"/>
+                          <a:ext cx="60960" cy="594360"/>
+                        </a:xfrm>
+                        <a:prstGeom prst="line">
+                          <a:avLst/>
+                        </a:prstGeom>
+                      </wps:spPr>
+                      <wps:style>
+                        <a:lnRef idx="1">
+                          <a:schemeClr val="accent1"/>
+                        </a:lnRef>
+                        <a:fillRef idx="0">
+                          <a:schemeClr val="accent1"/>
+                        </a:fillRef>
+                        <a:effectRef idx="0">
+                          <a:schemeClr val="accent1"/>
+                        </a:effectRef>
+                        <a:fontRef idx="minor">
+                          <a:schemeClr val="tx1"/>
+                        </a:fontRef>
+                      </wps:style>
+                      <wps:bodyPr/>
+                    </wps:wsp>
+                  </a:graphicData>
+                </a:graphic>
+                <wp14:sizeRelH relativeFrom="margin">
+                  <wp14:pctWidth>0</wp14:pctWidth>
+                </wp14:sizeRelH>
+                <wp14:sizeRelV relativeFrom="margin">
+                  <wp14:pctHeight>0</wp14:pctHeight>
+                </wp14:sizeRelV>
+              </wp:anchor>
+            </w:drawing>
+          </mc:Choice>
+          <mc:Fallback>
+            <w:pict>
+              <v:line w14:anchorId="53120A6B" id="Straight Connector 4" o:spid="_x0000_s1026" style="position:absolute;flip:x;z-index:251686912;visibility:visible;mso-wrap-style:square;mso-width-percent:0;mso-height-percent:0;mso-wrap-distance-left:9pt;mso-wrap-distance-top:0;mso-wrap-distance-right:9pt;mso-wrap-distance-bottom:0;mso-position-horizontal:absolute;mso-position-horizontal-relative:text;mso-position-vertical:absolute;mso-position-vertical-relative:text;mso-width-percent:0;mso-height-percent:0;mso-width-relative:margin;mso-height-relative:margin" from="298.8pt,21.8pt" to="303.6pt,68.6pt" o:gfxdata="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" strokecolor="#4472c4 [3204]" strokeweight=".5pt">
+                <v:stroke joinstyle="miter"/>
+              </v:line>
+            </w:pict>
+          </mc:Fallback>
+        </mc:AlternateContent>
+      </w:r>
+      <w:r>
+        <w:rPr>
+          <w:rFonts w:ascii="Times New Roman" w:hAnsi="Times New Roman" w:cs="Times New Roman"/>
+          <w:noProof/>
+          <w:sz w:val="28"/>
+          <w:szCs w:val="28"/>
+        </w:rPr>
+        <mc:AlternateContent>
+          <mc:Choice Requires="wps">
+            <w:drawing>
+              <wp:anchor distT="0" distB="0" distL="114300" distR="114300" simplePos="0" relativeHeight="251678720" behindDoc="0" locked="0" layoutInCell="1" allowOverlap="1" wp14:anchorId="10966764" wp14:editId="6795402B">
+                <wp:simplePos x="0" y="0"/>
+                <wp:positionH relativeFrom="column">
+                  <wp:posOffset>358140</wp:posOffset>
+                </wp:positionH>
+                <wp:positionV relativeFrom="paragraph">
+                  <wp:posOffset>261620</wp:posOffset>
+                </wp:positionV>
+                <wp:extent cx="1379220" cy="472440"/>
+                <wp:effectExtent l="0" t="0" r="30480" b="22860"/>
+                <wp:wrapNone/>
+                <wp:docPr id="2118100180" name="Straight Connector 4"/>
+                <wp:cNvGraphicFramePr/>
+                <a:graphic xmlns:a="http://schemas.openxmlformats.org/drawingml/2006/main">
+                  <a:graphicData uri="http://schemas.microsoft.com/office/word/2010/wordprocessingShape">
+                    <wps:wsp>
+                      <wps:cNvCnPr/>
+                      <wps:spPr>
+                        <a:xfrm flipH="1">
+                          <a:off x="0" y="0"/>
+                          <a:ext cx="1379220" cy="472440"/>
+                        </a:xfrm>
+                        <a:prstGeom prst="line">
+                          <a:avLst/>
+                        </a:prstGeom>
+                      </wps:spPr>
+                      <wps:style>
+                        <a:lnRef idx="1">
+                          <a:schemeClr val="accent1"/>
+                        </a:lnRef>
+                        <a:fillRef idx="0">
+                          <a:schemeClr val="accent1"/>
+                        </a:fillRef>
+                        <a:effectRef idx="0">
+                          <a:schemeClr val="accent1"/>
+                        </a:effectRef>
+                        <a:fontRef idx="minor">
+                          <a:schemeClr val="tx1"/>
+                        </a:fontRef>
+                      </wps:style>
+                      <wps:bodyPr/>
+                    </wps:wsp>
+                  </a:graphicData>
+                </a:graphic>
+              </wp:anchor>
+            </w:drawing>
+          </mc:Choice>
+          <mc:Fallback>
+            <w:pict>
+              <v:line w14:anchorId="07CF2736" id="Straight Connector 4" o:spid="_x0000_s1026" style="position:absolute;flip:x;z-index:251678720;visibility:visible;mso-wrap-style:square;mso-wrap-distance-left:9pt;mso-wrap-distance-top:0;mso-wrap-distance-right:9pt;mso-wrap-distance-bottom:0;mso-position-horizontal:absolute;mso-position-horizontal-relative:text;mso-position-vertical:absolute;mso-position-vertical-relative:text" from="28.2pt,20.6pt" to="136.8pt,57.8pt" o:gfxdata="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" strokecolor="#4472c4 [3204]" strokeweight=".5pt">
+                <v:stroke joinstyle="miter"/>
+              </v:line>
+            </w:pict>
+          </mc:Fallback>
+        </mc:AlternateContent>
+      </w:r>
+    </w:p>
+    <w:p>
+      <w:pPr>
+        <w:rPr>
+          <w:rFonts w:ascii="Times New Roman" w:hAnsi="Times New Roman" w:cs="Times New Roman"/>
+          <w:sz w:val="28"/>
+          <w:szCs w:val="28"/>
+        </w:rPr>
+      </w:pPr>
+      <w:r>
+        <w:rPr>
+          <w:rFonts w:ascii="Times New Roman" w:hAnsi="Times New Roman" w:cs="Times New Roman"/>
+          <w:noProof/>
+          <w:sz w:val="28"/>
+          <w:szCs w:val="28"/>
+        </w:rPr>
+        <mc:AlternateContent>
+          <mc:Choice Requires="wps">
+            <w:drawing>
+              <wp:anchor distT="0" distB="0" distL="114300" distR="114300" simplePos="0" relativeHeight="251665408" behindDoc="0" locked="0" layoutInCell="1" allowOverlap="1" wp14:anchorId="5CFA636E" wp14:editId="774B6C72">
+                <wp:simplePos x="0" y="0"/>
+                <wp:positionH relativeFrom="margin">
+                  <wp:posOffset>-144780</wp:posOffset>
+                </wp:positionH>
+                <wp:positionV relativeFrom="paragraph">
+                  <wp:posOffset>327660</wp:posOffset>
+                </wp:positionV>
+                <wp:extent cx="784860" cy="389890"/>
+                <wp:effectExtent l="0" t="0" r="15240" b="10160"/>
+                <wp:wrapNone/>
+                <wp:docPr id="2051680596" name="Rectangle 1"/>
+                <wp:cNvGraphicFramePr/>
+                <a:graphic xmlns:a="http://schemas.openxmlformats.org/drawingml/2006/main">
+                  <a:graphicData uri="http://schemas.microsoft.com/office/word/2010/wordprocessingShape">
+                    <wps:wsp>
+                      <wps:cNvSpPr/>
+                      <wps:spPr>
+                        <a:xfrm>
+                          <a:off x="0" y="0"/>
+                          <a:ext cx="784860" cy="389890"/>
+                        </a:xfrm>
+                        <a:prstGeom prst="rect">
+                          <a:avLst/>
+                        </a:prstGeom>
+                      </wps:spPr>
+                      <wps:style>
+                        <a:lnRef idx="2">
+                          <a:schemeClr val="accent1">
+                            <a:shade val="15000"/>
+                          </a:schemeClr>
+                        </a:lnRef>
+                        <a:fillRef idx="1">
+                          <a:schemeClr val="accent1"/>
+                        </a:fillRef>
+                        <a:effectRef idx="0">
+                          <a:schemeClr val="accent1"/>
+                        </a:effectRef>
+                        <a:fontRef idx="minor">
+                          <a:schemeClr val="lt1"/>
+                        </a:fontRef>
+                      </wps:style>
+                      <wps:txbx>
+                        <w:txbxContent>
+                          <w:p>
+                            <w:pPr>
+                              <w:jc w:val="center"/>
+                            </w:pPr>
+                            <w:r>
+                              <w:t>Freshman</w:t>
+                            </w:r>
+                          </w:p>
+                        </w:txbxContent>
+                      </wps:txbx>
+                      <wps:bodyPr rot="0" spcFirstLastPara="0" vertOverflow="overflow" horzOverflow="overflow" vert="horz" wrap="square" lIns="91440" tIns="45720" rIns="91440" bIns="45720" numCol="1" spcCol="0" rtlCol="0" fromWordArt="0" anchor="ctr" anchorCtr="0" forceAA="0" compatLnSpc="1">
+                        <a:prstTxWarp prst="textNoShape">
+                          <a:avLst/>
+                        </a:prstTxWarp>
+                        <a:noAutofit/>
+                      </wps:bodyPr>
+                    </wps:wsp>
+                  </a:graphicData>
+                </a:graphic>
+                <wp14:sizeRelH relativeFrom="margin">
+                  <wp14:pctWidth>0</wp14:pctWidth>
+                </wp14:sizeRelH>
+                <wp14:sizeRelV relativeFrom="margin">
+                  <wp14:pctHeight>0</wp14:pctHeight>
+                </wp14:sizeRelV>
+              </wp:anchor>
+            </w:drawing>
+          </mc:Choice>
+          <mc:Fallback>
+            <w:pict>
+              <v:rect w14:anchorId="5CFA636E" id="_x0000_s1029" style="position:absolute;margin-left:-11.4pt;margin-top:25.8pt;width:61.8pt;height:30.7pt;z-index:251665408;visibility:visible;mso-wrap-style:square;mso-width-percent:0;mso-height-percent:0;mso-wrap-distance-left:9pt;mso-wrap-distance-top:0;mso-wrap-distance-right:9pt;mso-wrap-distance-bottom:0;mso-position-horizontal:absolute;mso-position-horizontal-relative:margin;mso-position-vertical:absolute;mso-position-vertical-relative:text;mso-width-percent:0;mso-height-percent:0;mso-width-relative:margin;mso-height-relative:margin;v-text-anchor:middle" o:gfxdata="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" fillcolor="#4472c4 [3204]" strokecolor="#09101d [484]" strokeweight="1pt">
+                <v:textbox>
+                  <w:txbxContent>
+                    <w:p>
+                      <w:pPr>
+                        <w:jc w:val="center"/>
+                      </w:pPr>
+                      <w:r>
+                        <w:t>Freshman</w:t>
+                      </w:r>
+                    </w:p>
+                  </w:txbxContent>
+                </v:textbox>
+                <w10:wrap anchorx="margin"/>
+              </v:rect>
+            </w:pict>
+          </mc:Fallback>
+        </mc:AlternateContent>
+      </w:r>
+      <w:r>
+        <w:rPr>
+          <w:rFonts w:ascii="Times New Roman" w:hAnsi="Times New Roman" w:cs="Times New Roman"/>
+          <w:noProof/>
+          <w:sz w:val="28"/>
+          <w:szCs w:val="28"/>
+        </w:rPr>
+        <mc:AlternateContent>
+          <mc:Choice Requires="wps">
+            <w:drawing>
+              <wp:anchor distT="0" distB="0" distL="114300" distR="114300" simplePos="0" relativeHeight="251688960" behindDoc="0" locked="0" layoutInCell="1" allowOverlap="1" wp14:anchorId="1E864109" wp14:editId="1C03D517">
+                <wp:simplePos x="0" y="0"/>
+                <wp:positionH relativeFrom="column">
+                  <wp:posOffset>4053840</wp:posOffset>
+                </wp:positionH>
+                <wp:positionV relativeFrom="paragraph">
+                  <wp:posOffset>7620</wp:posOffset>
+                </wp:positionV>
+                <wp:extent cx="1181100" cy="541020"/>
+                <wp:effectExtent l="0" t="0" r="19050" b="30480"/>
+                <wp:wrapNone/>
+                <wp:docPr id="141376429" name="Straight Connector 4"/>
+                <wp:cNvGraphicFramePr/>
+                <a:graphic xmlns:a="http://schemas.openxmlformats.org/drawingml/2006/main">
+                  <a:graphicData uri="http://schemas.microsoft.com/office/word/2010/wordprocessingShape">
+                    <wps:wsp>
+                      <wps:cNvCnPr/>
+                      <wps:spPr>
+                        <a:xfrm>
+                          <a:off x="0" y="0"/>
+                          <a:ext cx="1181100" cy="541020"/>
+                        </a:xfrm>
+                        <a:prstGeom prst="line">
+                          <a:avLst/>
+                        </a:prstGeom>
+                      </wps:spPr>
+                      <wps:style>
+                        <a:lnRef idx="1">
+                          <a:schemeClr val="accent1"/>
+                        </a:lnRef>
+                        <a:fillRef idx="0">
+                          <a:schemeClr val="accent1"/>
+                        </a:fillRef>
+                        <a:effectRef idx="0">
+                          <a:schemeClr val="accent1"/>
+                        </a:effectRef>
+                        <a:fontRef idx="minor">
+                          <a:schemeClr val="tx1"/>
+                        </a:fontRef>
+                      </wps:style>
+                      <wps:bodyPr/>
+                    </wps:wsp>
+                  </a:graphicData>
+                </a:graphic>
+                <wp14:sizeRelH relativeFrom="margin">
+                  <wp14:pctWidth>0</wp14:pctWidth>
+                </wp14:sizeRelH>
+                <wp14:sizeRelV relativeFrom="margin">
+                  <wp14:pctHeight>0</wp14:pctHeight>
+                </wp14:sizeRelV>
+              </wp:anchor>
+            </w:drawing>
+          </mc:Choice>
+          <mc:Fallback>
+            <w:pict>
+              <v:line w14:anchorId="72AEEE24" id="Straight Connector 4" o:spid="_x0000_s1026" style="position:absolute;z-index:251688960;visibility:visible;mso-wrap-style:square;mso-width-percent:0;mso-height-percent:0;mso-wrap-distance-left:9pt;mso-wrap-distance-top:0;mso-wrap-distance-right:9pt;mso-wrap-distance-bottom:0;mso-position-horizontal:absolute;mso-position-horizontal-relative:text;mso-position-vertical:absolute;mso-position-vertical-relative:text;mso-width-percent:0;mso-height-percent:0;mso-width-relative:margin;mso-height-relative:margin" from="319.2pt,.6pt" to="412.2pt,43.2pt" o:gfxdata="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" strokecolor="#4472c4 [3204]" strokeweight=".5pt">
+                <v:stroke joinstyle="miter"/>
+              </v:line>
+            </w:pict>
+          </mc:Fallback>
+        </mc:AlternateContent>
+      </w:r>
+      <w:r>
+        <w:rPr>
+          <w:rFonts w:ascii="Times New Roman" w:hAnsi="Times New Roman" w:cs="Times New Roman"/>
+          <w:noProof/>
+          <w:sz w:val="28"/>
+          <w:szCs w:val="28"/>
+        </w:rPr>
+        <mc:AlternateContent>
+          <mc:Choice Requires="wps">
+            <w:drawing>
+              <wp:anchor distT="0" distB="0" distL="114300" distR="114300" simplePos="0" relativeHeight="251684864" behindDoc="0" locked="0" layoutInCell="1" allowOverlap="1" wp14:anchorId="03C6E144" wp14:editId="47E41CE8">
+                <wp:simplePos x="0" y="0"/>
+                <wp:positionH relativeFrom="column">
+                  <wp:posOffset>2232660</wp:posOffset>
+                </wp:positionH>
+                <wp:positionV relativeFrom="paragraph">
+                  <wp:posOffset>7620</wp:posOffset>
+                </wp:positionV>
+                <wp:extent cx="800100" cy="1181100"/>
+                <wp:effectExtent l="0" t="0" r="19050" b="19050"/>
+                <wp:wrapNone/>
+                <wp:docPr id="15206209" name="Straight Connector 4"/>
+                <wp:cNvGraphicFramePr/>
+                <a:graphic xmlns:a="http://schemas.openxmlformats.org/drawingml/2006/main">
+                  <a:graphicData uri="http://schemas.microsoft.com/office/word/2010/wordprocessingShape">
+                    <wps:wsp>
+                      <wps:cNvCnPr/>
+                      <wps:spPr>
+                        <a:xfrm>
+                          <a:off x="0" y="0"/>
+                          <a:ext cx="800100" cy="1181100"/>
+                        </a:xfrm>
+                        <a:prstGeom prst="line">
+                          <a:avLst/>
+                        </a:prstGeom>
+                      </wps:spPr>
+                      <wps:style>
+                        <a:lnRef idx="1">
+                          <a:schemeClr val="accent1"/>
+                        </a:lnRef>
+                        <a:fillRef idx="0">
+                          <a:schemeClr val="accent1"/>
+                        </a:fillRef>
+                        <a:effectRef idx="0">
+                          <a:schemeClr val="accent1"/>
+                        </a:effectRef>
+                        <a:fontRef idx="minor">
+                          <a:schemeClr val="tx1"/>
+                        </a:fontRef>
+                      </wps:style>
+                      <wps:bodyPr/>
+                    </wps:wsp>
+                  </a:graphicData>
+                </a:graphic>
+                <wp14:sizeRelH relativeFrom="margin">
+                  <wp14:pctWidth>0</wp14:pctWidth>
+                </wp14:sizeRelH>
+                <wp14:sizeRelV relativeFrom="margin">
+                  <wp14:pctHeight>0</wp14:pctHeight>
+                </wp14:sizeRelV>
+              </wp:anchor>
+            </w:drawing>
+          </mc:Choice>
+          <mc:Fallback>
+            <w:pict>
+              <v:line w14:anchorId="7996A6DB" id="Straight Connector 4" o:spid="_x0000_s1026" style="position:absolute;z-index:251684864;visibility:visible;mso-wrap-style:square;mso-width-percent:0;mso-height-percent:0;mso-wrap-distance-left:9pt;mso-wrap-distance-top:0;mso-wrap-distance-right:9pt;mso-wrap-distance-bottom:0;mso-position-horizontal:absolute;mso-position-horizontal-relative:text;mso-position-vertical:absolute;mso-position-vertical-relative:text;mso-width-percent:0;mso-height-percent:0;mso-width-relative:margin;mso-height-relative:margin" from="175.8pt,.6pt" to="238.8pt,93.6pt" o:gfxdata="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" strokecolor="#4472c4 [3204]" strokeweight=".5pt">
+                <v:stroke joinstyle="miter"/>
+              </v:line>
+            </w:pict>
+          </mc:Fallback>
+        </mc:AlternateContent>
+      </w:r>
+      <w:r>
+        <w:rPr>
+          <w:rFonts w:ascii="Times New Roman" w:hAnsi="Times New Roman" w:cs="Times New Roman"/>
+          <w:noProof/>
+          <w:sz w:val="28"/>
+          <w:szCs w:val="28"/>
+        </w:rPr>
+        <mc:AlternateContent>
+          <mc:Choice Requires="wps">
+            <w:drawing>
+              <wp:anchor distT="0" distB="0" distL="114300" distR="114300" simplePos="0" relativeHeight="251682816" behindDoc="0" locked="0" layoutInCell="1" allowOverlap="1" wp14:anchorId="7ED25D54" wp14:editId="491FE415">
+                <wp:simplePos x="0" y="0"/>
+                <wp:positionH relativeFrom="column">
+                  <wp:posOffset>2087880</wp:posOffset>
+                </wp:positionH>
+                <wp:positionV relativeFrom="paragraph">
+                  <wp:posOffset>7620</wp:posOffset>
+                </wp:positionV>
+                <wp:extent cx="266700" cy="518160"/>
+                <wp:effectExtent l="0" t="0" r="19050" b="34290"/>
+                <wp:wrapNone/>
+                <wp:docPr id="1083892762" name="Straight Connector 4"/>
+                <wp:cNvGraphicFramePr/>
+                <a:graphic xmlns:a="http://schemas.openxmlformats.org/drawingml/2006/main">
+                  <a:graphicData uri="http://schemas.microsoft.com/office/word/2010/wordprocessingShape">
+                    <wps:wsp>
+                      <wps:cNvCnPr/>
+                      <wps:spPr>
+                        <a:xfrm>
+                          <a:off x="0" y="0"/>
+                          <a:ext cx="266700" cy="518160"/>
+                        </a:xfrm>
+                        <a:prstGeom prst="line">
+                          <a:avLst/>
+                        </a:prstGeom>
+                      </wps:spPr>
+                      <wps:style>
+                        <a:lnRef idx="1">
+                          <a:schemeClr val="accent1"/>
+                        </a:lnRef>
+                        <a:fillRef idx="0">
+                          <a:schemeClr val="accent1"/>
+                        </a:fillRef>
+                        <a:effectRef idx="0">
+                          <a:schemeClr val="accent1"/>
+                        </a:effectRef>
+                        <a:fontRef idx="minor">
+                          <a:schemeClr val="tx1"/>
+                        </a:fontRef>
+                      </wps:style>
+                      <wps:bodyPr/>
+                    </wps:wsp>
+                  </a:graphicData>
+                </a:graphic>
+                <wp14:sizeRelH relativeFrom="margin">
+                  <wp14:pctWidth>0</wp14:pctWidth>
+                </wp14:sizeRelH>
+                <wp14:sizeRelV relativeFrom="margin">
+                  <wp14:pctHeight>0</wp14:pctHeight>
+                </wp14:sizeRelV>
+              </wp:anchor>
+            </w:drawing>
+          </mc:Choice>
+          <mc:Fallback>
+            <w:pict>
+              <v:line w14:anchorId="208E2DC7" id="Straight Connector 4" o:spid="_x0000_s1026" style="position:absolute;z-index:251682816;visibility:visible;mso-wrap-style:square;mso-width-percent:0;mso-height-percent:0;mso-wrap-distance-left:9pt;mso-wrap-distance-top:0;mso-wrap-distance-right:9pt;mso-wrap-distance-bottom:0;mso-position-horizontal:absolute;mso-position-horizontal-relative:text;mso-position-vertical:absolute;mso-position-vertical-relative:text;mso-width-percent:0;mso-height-percent:0;mso-width-relative:margin;mso-height-relative:margin" from="164.4pt,.6pt" to="185.4pt,41.4pt" o:gfxdata="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" strokecolor="#4472c4 [3204]" strokeweight=".5pt">
+                <v:stroke joinstyle="miter"/>
+              </v:line>
+            </w:pict>
+          </mc:Fallback>
+        </mc:AlternateContent>
+      </w:r>
+      <w:r>
+        <w:rPr>
+          <w:rFonts w:ascii="Times New Roman" w:hAnsi="Times New Roman" w:cs="Times New Roman"/>
+          <w:noProof/>
+          <w:sz w:val="28"/>
+          <w:szCs w:val="28"/>
+        </w:rPr>
+        <mc:AlternateContent>
+          <mc:Choice Requires="wps">
+            <w:drawing>
+              <wp:anchor distT="0" distB="0" distL="114300" distR="114300" simplePos="0" relativeHeight="251680768" behindDoc="0" locked="0" layoutInCell="1" allowOverlap="1" wp14:anchorId="43AE6D9E" wp14:editId="5E92D989">
+                <wp:simplePos x="0" y="0"/>
+                <wp:positionH relativeFrom="column">
+                  <wp:posOffset>1341120</wp:posOffset>
+                </wp:positionH>
+                <wp:positionV relativeFrom="paragraph">
+                  <wp:posOffset>7620</wp:posOffset>
+                </wp:positionV>
+                <wp:extent cx="601980" cy="495300"/>
+                <wp:effectExtent l="0" t="0" r="26670" b="19050"/>
+                <wp:wrapNone/>
+                <wp:docPr id="1855035102" name="Straight Connector 4"/>
+                <wp:cNvGraphicFramePr/>
+                <a:graphic xmlns:a="http://schemas.openxmlformats.org/drawingml/2006/main">
+                  <a:graphicData uri="http://schemas.microsoft.com/office/word/2010/wordprocessingShape">
+                    <wps:wsp>
+                      <wps:cNvCnPr/>
+                      <wps:spPr>
+                        <a:xfrm flipH="1">
+                          <a:off x="0" y="0"/>
+                          <a:ext cx="601980" cy="495300"/>
+                        </a:xfrm>
+                        <a:prstGeom prst="line">
+                          <a:avLst/>
+                        </a:prstGeom>
+                      </wps:spPr>
+                      <wps:style>
+                        <a:lnRef idx="1">
+                          <a:schemeClr val="accent1"/>
+                        </a:lnRef>
+                        <a:fillRef idx="0">
+                          <a:schemeClr val="accent1"/>
+                        </a:fillRef>
+                        <a:effectRef idx="0">
+                          <a:schemeClr val="accent1"/>
+                        </a:effectRef>
+                        <a:fontRef idx="minor">
+                          <a:schemeClr val="tx1"/>
+                        </a:fontRef>
+                      </wps:style>
+                      <wps:bodyPr/>
+                    </wps:wsp>
+                  </a:graphicData>
+                </a:graphic>
+                <wp14:sizeRelH relativeFrom="margin">
+                  <wp14:pctWidth>0</wp14:pctWidth>
+                </wp14:sizeRelH>
+                <wp14:sizeRelV relativeFrom="margin">
+                  <wp14:pctHeight>0</wp14:pctHeight>
+                </wp14:sizeRelV>
+              </wp:anchor>
+            </w:drawing>
+          </mc:Choice>
+          <mc:Fallback>
+            <w:pict>
+              <v:line w14:anchorId="231777C0" id="Straight Connector 4" o:spid="_x0000_s1026" style="position:absolute;flip:x;z-index:251680768;visibility:visible;mso-wrap-style:square;mso-width-percent:0;mso-height-percent:0;mso-wrap-distance-left:9pt;mso-wrap-distance-top:0;mso-wrap-distance-right:9pt;mso-wrap-distance-bottom:0;mso-position-horizontal:absolute;mso-position-horizontal-relative:text;mso-position-vertical:absolute;mso-position-vertical-relative:text;mso-width-percent:0;mso-height-percent:0;mso-width-relative:margin;mso-height-relative:margin" from="105.6pt,.6pt" to="153pt,39.6pt" o:gfxdata="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" strokecolor="#4472c4 [3204]" strokeweight=".5pt">
+                <v:stroke joinstyle="miter"/>
+              </v:line>
+            </w:pict>
+          </mc:Fallback>
+        </mc:AlternateContent>
+      </w:r>
+    </w:p>
+    <w:p>
+      <w:pPr>
+        <w:rPr>
+          <w:rFonts w:ascii="Times New Roman" w:hAnsi="Times New Roman" w:cs="Times New Roman"/>
+          <w:sz w:val="28"/>
+          <w:szCs w:val="28"/>
+        </w:rPr>
+      </w:pPr>
+      <w:r>
+        <w:rPr>
+          <w:rFonts w:ascii="Times New Roman" w:hAnsi="Times New Roman" w:cs="Times New Roman"/>
+          <w:noProof/>
+          <w:sz w:val="28"/>
+          <w:szCs w:val="28"/>
+        </w:rPr>
+        <mc:AlternateContent>
+          <mc:Choice Requires="wps">
+            <w:drawing>
+              <wp:anchor distT="0" distB="0" distL="114300" distR="114300" simplePos="0" relativeHeight="251675648" behindDoc="0" locked="0" layoutInCell="1" allowOverlap="1" wp14:anchorId="15AE8DD4" wp14:editId="4301F79C">
+                <wp:simplePos x="0" y="0"/>
+                <wp:positionH relativeFrom="margin">
+                  <wp:posOffset>3162300</wp:posOffset>
+                </wp:positionH>
+                <wp:positionV relativeFrom="paragraph">
+                  <wp:posOffset>5715</wp:posOffset>
+                </wp:positionV>
+                <wp:extent cx="1181100" cy="389890"/>
+                <wp:effectExtent l="0" t="0" r="19050" b="10160"/>
+                <wp:wrapNone/>
+                <wp:docPr id="1116580422" name="Rectangle 1"/>
+                <wp:cNvGraphicFramePr/>
+                <a:graphic xmlns:a="http://schemas.openxmlformats.org/drawingml/2006/main">
+                  <a:graphicData uri="http://schemas.microsoft.com/office/word/2010/wordprocessingShape">
+                    <wps:wsp>
+                      <wps:cNvSpPr/>
+                      <wps:spPr>
+                        <a:xfrm>
+                          <a:off x="0" y="0"/>
+                          <a:ext cx="1181100" cy="389890"/>
+                        </a:xfrm>
+                        <a:prstGeom prst="rect">
+                          <a:avLst/>
+                        </a:prstGeom>
+                      </wps:spPr>
+                      <wps:style>
+                        <a:lnRef idx="2">
+                          <a:schemeClr val="accent1">
+                            <a:shade val="15000"/>
+                          </a:schemeClr>
+                        </a:lnRef>
+                        <a:fillRef idx="1">
+                          <a:schemeClr val="accent1"/>
+                        </a:fillRef>
+                        <a:effectRef idx="0">
+                          <a:schemeClr val="accent1"/>
+                        </a:effectRef>
+                        <a:fontRef idx="minor">
+                          <a:schemeClr val="lt1"/>
+                        </a:fontRef>
+                      </wps:style>
+                      <wps:txbx>
+                        <w:txbxContent>
+                          <w:p>
+                            <w:pPr>
+                              <w:jc w:val="center"/>
+                            </w:pPr>
+                            <w:proofErr w:type="spellStart"/>
+                            <w:r>
+                              <w:t>DoctoralStudent</w:t>
+                            </w:r>
+                            <w:proofErr w:type="spellEnd"/>
+                          </w:p>
+                        </w:txbxContent>
+                      </wps:txbx>
+                      <wps:bodyPr rot="0" spcFirstLastPara="0" vertOverflow="overflow" horzOverflow="overflow" vert="horz" wrap="square" lIns="91440" tIns="45720" rIns="91440" bIns="45720" numCol="1" spcCol="0" rtlCol="0" fromWordArt="0" anchor="ctr" anchorCtr="0" forceAA="0" compatLnSpc="1">
+                        <a:prstTxWarp prst="textNoShape">
+                          <a:avLst/>
+                        </a:prstTxWarp>
+                        <a:noAutofit/>
+                      </wps:bodyPr>
+                    </wps:wsp>
+                  </a:graphicData>
+                </a:graphic>
+                <wp14:sizeRelH relativeFrom="margin">
+                  <wp14:pctWidth>0</wp14:pctWidth>
+                </wp14:sizeRelH>
+                <wp14:sizeRelV relativeFrom="margin">
+                  <wp14:pctHeight>0</wp14:pctHeight>
+                </wp14:sizeRelV>
+              </wp:anchor>
+            </w:drawing>
+          </mc:Choice>
+          <mc:Fallback>
+            <w:pict>
+              <v:rect w14:anchorId="15AE8DD4" id="_x0000_s1030" style="position:absolute;margin-left:249pt;margin-top:.45pt;width:93pt;height:30.7pt;z-index:251675648;visibility:visible;mso-wrap-style:square;mso-width-percent:0;mso-height-percent:0;mso-wrap-distance-left:9pt;mso-wrap-distance-top:0;mso-wrap-distance-right:9pt;mso-wrap-distance-bottom:0;mso-position-horizontal:absolute;mso-position-horizontal-relative:margin;mso-position-vertical:absolute;mso-position-vertical-relative:text;mso-width-percent:0;mso-height-percent:0;mso-width-relative:margin;mso-height-relative:margin;v-text-anchor:middle" o:gfxdata="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" fillcolor="#4472c4 [3204]" strokecolor="#09101d [484]" strokeweight="1pt">
+                <v:textbox>
+                  <w:txbxContent>
+                    <w:p>
+                      <w:pPr>
+                        <w:jc w:val="center"/>
+                      </w:pPr>
+                      <w:proofErr w:type="spellStart"/>
+                      <w:r>
+                        <w:t>DoctoralStudent</w:t>
+                      </w:r>
+                      <w:proofErr w:type="spellEnd"/>
+                    </w:p>
+                  </w:txbxContent>
+                </v:textbox>
+                <w10:wrap anchorx="margin"/>
+              </v:rect>
+            </w:pict>
+          </mc:Fallback>
+        </mc:AlternateContent>
+      </w:r>
+      <w:r>
+        <w:rPr>
+          <w:rFonts w:ascii="Times New Roman" w:hAnsi="Times New Roman" w:cs="Times New Roman"/>
+          <w:noProof/>
+          <w:sz w:val="28"/>
+          <w:szCs w:val="28"/>
+        </w:rPr>
+        <mc:AlternateContent>
+          <mc:Choice Requires="wps">
+            <w:drawing>
+              <wp:anchor distT="0" distB="0" distL="114300" distR="114300" simplePos="0" relativeHeight="251673600" behindDoc="0" locked="0" layoutInCell="1" allowOverlap="1" wp14:anchorId="19E0C755" wp14:editId="55AC9348">
+                <wp:simplePos x="0" y="0"/>
+                <wp:positionH relativeFrom="margin">
+                  <wp:posOffset>4869180</wp:posOffset>
+                </wp:positionH>
+                <wp:positionV relativeFrom="paragraph">
+                  <wp:posOffset>5715</wp:posOffset>
+                </wp:positionV>
+                <wp:extent cx="1173480" cy="389890"/>
+                <wp:effectExtent l="0" t="0" r="26670" b="10160"/>
+                <wp:wrapNone/>
+                <wp:docPr id="749259828" name="Rectangle 1"/>
+                <wp:cNvGraphicFramePr/>
+                <a:graphic xmlns:a="http://schemas.openxmlformats.org/drawingml/2006/main">
+                  <a:graphicData uri="http://schemas.microsoft.com/office/word/2010/wordprocessingShape">
+                    <wps:wsp>
+                      <wps:cNvSpPr/>
+                      <wps:spPr>
+                        <a:xfrm>
+                          <a:off x="0" y="0"/>
+                          <a:ext cx="1173480" cy="389890"/>
+                        </a:xfrm>
+                        <a:prstGeom prst="rect">
+                          <a:avLst/>
+                        </a:prstGeom>
+                      </wps:spPr>
+                      <wps:style>
+                        <a:lnRef idx="2">
+                          <a:schemeClr val="accent1">
+                            <a:shade val="15000"/>
+                          </a:schemeClr>
+                        </a:lnRef>
+                        <a:fillRef idx="1">
+                          <a:schemeClr val="accent1"/>
+                        </a:fillRef>
+                        <a:effectRef idx="0">
+                          <a:schemeClr val="accent1"/>
+                        </a:effectRef>
+                        <a:fontRef idx="minor">
+                          <a:schemeClr val="lt1"/>
+                        </a:fontRef>
+                      </wps:style>
+                      <wps:txbx>
+                        <w:txbxContent>
+                          <w:p>
+                            <w:pPr>
+                              <w:jc w:val="center"/>
+                            </w:pPr>
+                            <w:proofErr w:type="spellStart"/>
+                            <w:r>
+                              <w:t>MasterStudent</w:t>
+                            </w:r>
+                            <w:proofErr w:type="spellEnd"/>
+                          </w:p>
+                        </w:txbxContent>
+                      </wps:txbx>
+                      <wps:bodyPr rot="0" spcFirstLastPara="0" vertOverflow="overflow" horzOverflow="overflow" vert="horz" wrap="square" lIns="91440" tIns="45720" rIns="91440" bIns="45720" numCol="1" spcCol="0" rtlCol="0" fromWordArt="0" anchor="ctr" anchorCtr="0" forceAA="0" compatLnSpc="1">
+                        <a:prstTxWarp prst="textNoShape">
+                          <a:avLst/>
+                        </a:prstTxWarp>
+                        <a:noAutofit/>
+                      </wps:bodyPr>
+                    </wps:wsp>
+                  </a:graphicData>
+                </a:graphic>
+                <wp14:sizeRelH relativeFrom="margin">
+                  <wp14:pctWidth>0</wp14:pctWidth>
+                </wp14:sizeRelH>
+                <wp14:sizeRelV relativeFrom="margin">
+                  <wp14:pctHeight>0</wp14:pctHeight>
+                </wp14:sizeRelV>
+              </wp:anchor>
+            </w:drawing>
+          </mc:Choice>
+          <mc:Fallback>
+            <w:pict>
+              <v:rect w14:anchorId="19E0C755" id="_x0000_s1031" style="position:absolute;margin-left:383.4pt;margin-top:.45pt;width:92.4pt;height:30.7pt;z-index:251673600;visibility:visible;mso-wrap-style:square;mso-width-percent:0;mso-height-percent:0;mso-wrap-distance-left:9pt;mso-wrap-distance-top:0;mso-wrap-distance-right:9pt;mso-wrap-distance-bottom:0;mso-position-horizontal:absolute;mso-position-horizontal-relative:margin;mso-position-vertical:absolute;mso-position-vertical-relative:text;mso-width-percent:0;mso-height-percent:0;mso-width-relative:margin;mso-height-relative:margin;v-text-anchor:middle" o:gfxdata="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" fillcolor="#4472c4 [3204]" strokecolor="#09101d [484]" strokeweight="1pt">
+                <v:textbox>
+                  <w:txbxContent>
+                    <w:p>
+                      <w:pPr>
+                        <w:jc w:val="center"/>
+                      </w:pPr>
+                      <w:proofErr w:type="spellStart"/>
+                      <w:r>
+                        <w:t>MasterStudent</w:t>
+                      </w:r>
+                      <w:proofErr w:type="spellEnd"/>
+                    </w:p>
+                  </w:txbxContent>
+                </v:textbox>
+                <w10:wrap anchorx="margin"/>
+              </v:rect>
+            </w:pict>
+          </mc:Fallback>
+        </mc:AlternateContent>
+      </w:r>
+      <w:r>
+        <w:rPr>
+          <w:rFonts w:ascii="Times New Roman" w:hAnsi="Times New Roman" w:cs="Times New Roman"/>
+          <w:noProof/>
+          <w:sz w:val="28"/>
+          <w:szCs w:val="28"/>
+        </w:rPr>
+        <mc:AlternateContent>
+          <mc:Choice Requires="wps">
+            <w:drawing>
+              <wp:anchor distT="0" distB="0" distL="114300" distR="114300" simplePos="0" relativeHeight="251669504" behindDoc="0" locked="0" layoutInCell="1" allowOverlap="1" wp14:anchorId="4F878B2A" wp14:editId="2BD9B5B8">
+                <wp:simplePos x="0" y="0"/>
+                <wp:positionH relativeFrom="margin">
+                  <wp:posOffset>2019300</wp:posOffset>
+                </wp:positionH>
+                <wp:positionV relativeFrom="paragraph">
+                  <wp:posOffset>5715</wp:posOffset>
+                </wp:positionV>
+                <wp:extent cx="746760" cy="390267"/>
+                <wp:effectExtent l="0" t="0" r="15240" b="10160"/>
+                <wp:wrapNone/>
+                <wp:docPr id="460289981" name="Rectangle 1"/>
+                <wp:cNvGraphicFramePr/>
+                <a:graphic xmlns:a="http://schemas.openxmlformats.org/drawingml/2006/main">
+                  <a:graphicData uri="http://schemas.microsoft.com/office/word/2010/wordprocessingShape">
+                    <wps:wsp>
+                      <wps:cNvSpPr/>
+                      <wps:spPr>
+                        <a:xfrm>
+                          <a:off x="0" y="0"/>
+                          <a:ext cx="746760" cy="390267"/>
+                        </a:xfrm>
+                        <a:prstGeom prst="rect">
+                          <a:avLst/>
+                        </a:prstGeom>
+                      </wps:spPr>
+                      <wps:style>
+                        <a:lnRef idx="2">
+                          <a:schemeClr val="accent1">
+                            <a:shade val="15000"/>
+                          </a:schemeClr>
+                        </a:lnRef>
+                        <a:fillRef idx="1">
+                          <a:schemeClr val="accent1"/>
+                        </a:fillRef>
+                        <a:effectRef idx="0">
+                          <a:schemeClr val="accent1"/>
+                        </a:effectRef>
+                        <a:fontRef idx="minor">
+                          <a:schemeClr val="lt1"/>
+                        </a:fontRef>
+                      </wps:style>
+                      <wps:txbx>
+                        <w:txbxContent>
+                          <w:p>
+                            <w:pPr>
+                              <w:jc w:val="center"/>
+                            </w:pPr>
+                            <w:r>
+                              <w:t>Junior</w:t>
+                            </w:r>
+                          </w:p>
+                        </w:txbxContent>
+                      </wps:txbx>
+                      <wps:bodyPr rot="0" spcFirstLastPara="0" vertOverflow="overflow" horzOverflow="overflow" vert="horz" wrap="square" lIns="91440" tIns="45720" rIns="91440" bIns="45720" numCol="1" spcCol="0" rtlCol="0" fromWordArt="0" anchor="ctr" anchorCtr="0" forceAA="0" compatLnSpc="1">
+                        <a:prstTxWarp prst="textNoShape">
+                          <a:avLst/>
+                        </a:prstTxWarp>
+                        <a:noAutofit/>
+                      </wps:bodyPr>
+                    </wps:wsp>
+                  </a:graphicData>
+                </a:graphic>
+                <wp14:sizeRelH relativeFrom="margin">
+                  <wp14:pctWidth>0</wp14:pctWidth>
+                </wp14:sizeRelH>
+                <wp14:sizeRelV relativeFrom="margin">
+                  <wp14:pctHeight>0</wp14:pctHeight>
+                </wp14:sizeRelV>
+              </wp:anchor>
+            </w:drawing>
+          </mc:Choice>
+          <mc:Fallback>
+            <w:pict>
+              <v:rect w14:anchorId="4F878B2A" id="_x0000_s1032" style="position:absolute;margin-left:159pt;margin-top:.45pt;width:58.8pt;height:30.75pt;z-index:251669504;visibility:visible;mso-wrap-style:square;mso-width-percent:0;mso-height-percent:0;mso-wrap-distance-left:9pt;mso-wrap-distance-top:0;mso-wrap-distance-right:9pt;mso-wrap-distance-bottom:0;mso-position-horizontal:absolute;mso-position-horizontal-relative:margin;mso-position-vertical:absolute;mso-position-vertical-relative:text;mso-width-percent:0;mso-height-percent:0;mso-width-relative:margin;mso-height-relative:margin;v-text-anchor:middle" o:gfxdata="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" fillcolor="#4472c4 [3204]" strokecolor="#09101d [484]" strokeweight="1pt">
+                <v:textbox>
+                  <w:txbxContent>
+                    <w:p>
+                      <w:pPr>
+                        <w:jc w:val="center"/>
+                      </w:pPr>
+                      <w:r>
+                        <w:t>Junior</w:t>
+                      </w:r>
+                    </w:p>
+                  </w:txbxContent>
+                </v:textbox>
+                <w10:wrap anchorx="margin"/>
+              </v:rect>
+            </w:pict>
+          </mc:Fallback>
+        </mc:AlternateContent>
+      </w:r>
+      <w:r>
+        <w:rPr>
+          <w:rFonts w:ascii="Times New Roman" w:hAnsi="Times New Roman" w:cs="Times New Roman"/>
+          <w:noProof/>
+          <w:sz w:val="28"/>
+          <w:szCs w:val="28"/>
+        </w:rPr>
+        <mc:AlternateContent>
+          <mc:Choice Requires="wps">
+            <w:drawing>
+              <wp:anchor distT="0" distB="0" distL="114300" distR="114300" simplePos="0" relativeHeight="251667456" behindDoc="0" locked="0" layoutInCell="1" allowOverlap="1" wp14:anchorId="42CF1D1D" wp14:editId="2E4E74BE">
+                <wp:simplePos x="0" y="0"/>
+                <wp:positionH relativeFrom="margin">
+                  <wp:posOffset>952500</wp:posOffset>
+                </wp:positionH>
+                <wp:positionV relativeFrom="paragraph">
+                  <wp:posOffset>5715</wp:posOffset>
+                </wp:positionV>
+                <wp:extent cx="883920" cy="389890"/>
+                <wp:effectExtent l="0" t="0" r="11430" b="10160"/>
+                <wp:wrapNone/>
+                <wp:docPr id="1083466253" name="Rectangle 1"/>
+                <wp:cNvGraphicFramePr/>
+                <a:graphic xmlns:a="http://schemas.openxmlformats.org/drawingml/2006/main">
+                  <a:graphicData uri="http://schemas.microsoft.com/office/word/2010/wordprocessingShape">
+                    <wps:wsp>
+                      <wps:cNvSpPr/>
+                      <wps:spPr>
+                        <a:xfrm>
+                          <a:off x="0" y="0"/>
+                          <a:ext cx="883920" cy="389890"/>
+                        </a:xfrm>
+                        <a:prstGeom prst="rect">
+                          <a:avLst/>
+                        </a:prstGeom>
+                      </wps:spPr>
+                      <wps:style>
+                        <a:lnRef idx="2">
+                          <a:schemeClr val="accent1">
+                            <a:shade val="15000"/>
+                          </a:schemeClr>
+                        </a:lnRef>
+                        <a:fillRef idx="1">
+                          <a:schemeClr val="accent1"/>
+                        </a:fillRef>
+                        <a:effectRef idx="0">
+                          <a:schemeClr val="accent1"/>
+                        </a:effectRef>
+                        <a:fontRef idx="minor">
+                          <a:schemeClr val="lt1"/>
+                        </a:fontRef>
+                      </wps:style>
+                      <wps:txbx>
+                        <w:txbxContent>
+                          <w:p>
+                            <w:pPr>
+                              <w:jc w:val="center"/>
+                            </w:pPr>
+                            <w:r>
+                              <w:t>Sophomore</w:t>
+                            </w:r>
+                          </w:p>
+                        </w:txbxContent>
+                      </wps:txbx>
+                      <wps:bodyPr rot="0" spcFirstLastPara="0" vertOverflow="overflow" horzOverflow="overflow" vert="horz" wrap="square" lIns="91440" tIns="45720" rIns="91440" bIns="45720" numCol="1" spcCol="0" rtlCol="0" fromWordArt="0" anchor="ctr" anchorCtr="0" forceAA="0" compatLnSpc="1">
+                        <a:prstTxWarp prst="textNoShape">
+                          <a:avLst/>
+                        </a:prstTxWarp>
+                        <a:noAutofit/>
+                      </wps:bodyPr>
+                    </wps:wsp>
+                  </a:graphicData>
+                </a:graphic>
+                <wp14:sizeRelH relativeFrom="margin">
+                  <wp14:pctWidth>0</wp14:pctWidth>
+                </wp14:sizeRelH>
+                <wp14:sizeRelV relativeFrom="margin">
+                  <wp14:pctHeight>0</wp14:pctHeight>
+                </wp14:sizeRelV>
+              </wp:anchor>
+            </w:drawing>
+          </mc:Choice>
+          <mc:Fallback>
+            <w:pict>
+              <v:rect w14:anchorId="42CF1D1D" id="_x0000_s1033" style="position:absolute;margin-left:75pt;margin-top:.45pt;width:69.6pt;height:30.7pt;z-index:251667456;visibility:visible;mso-wrap-style:square;mso-width-percent:0;mso-height-percent:0;mso-wrap-distance-left:9pt;mso-wrap-distance-top:0;mso-wrap-distance-right:9pt;mso-wrap-distance-bottom:0;mso-position-horizontal:absolute;mso-position-horizontal-relative:margin;mso-position-vertical:absolute;mso-position-vertical-relative:text;mso-width-percent:0;mso-height-percent:0;mso-width-relative:margin;mso-height-relative:margin;v-text-anchor:middle" o:gfxdata="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" fillcolor="#4472c4 [3204]" strokecolor="#09101d [484]" strokeweight="1pt">
+                <v:textbox>
+                  <w:txbxContent>
+                    <w:p>
+                      <w:pPr>
+                        <w:jc w:val="center"/>
+                      </w:pPr>
+                      <w:r>
+                        <w:t>Sophomore</w:t>
+                      </w:r>
+                    </w:p>
+                  </w:txbxContent>
+                </v:textbox>
+                <w10:wrap anchorx="margin"/>
+              </v:rect>
+            </w:pict>
+          </mc:Fallback>
+        </mc:AlternateContent>
+      </w:r>
+    </w:p>
+    <w:p>
+      <w:pPr>
+        <w:rPr>
+          <w:rFonts w:ascii="Times New Roman" w:hAnsi="Times New Roman" w:cs="Times New Roman"/>
+          <w:sz w:val="28"/>
+          <w:szCs w:val="28"/>
+        </w:rPr>
+      </w:pPr>
+    </w:p>
+    <w:p>
+      <w:pPr>
+        <w:rPr>
+          <w:rFonts w:ascii="Times New Roman" w:hAnsi="Times New Roman" w:cs="Times New Roman"/>
+          <w:sz w:val="28"/>
+          <w:szCs w:val="28"/>
+        </w:rPr>
+      </w:pPr>
+      <w:r>
+        <w:rPr>
+          <w:rFonts w:ascii="Times New Roman" w:hAnsi="Times New Roman" w:cs="Times New Roman"/>
+          <w:noProof/>
+          <w:sz w:val="28"/>
+          <w:szCs w:val="28"/>
+        </w:rPr>
+        <mc:AlternateContent>
+          <mc:Choice Requires="wps">
+            <w:drawing>
+              <wp:anchor distT="0" distB="0" distL="114300" distR="114300" simplePos="0" relativeHeight="251671552" behindDoc="0" locked="0" layoutInCell="1" allowOverlap="1" wp14:anchorId="6AD4DC18" wp14:editId="375BBF4C">
+                <wp:simplePos x="0" y="0"/>
+                <wp:positionH relativeFrom="margin">
+                  <wp:posOffset>2567940</wp:posOffset>
+                </wp:positionH>
+                <wp:positionV relativeFrom="paragraph">
+                  <wp:posOffset>8890</wp:posOffset>
+                </wp:positionV>
+                <wp:extent cx="746760" cy="390267"/>
+                <wp:effectExtent l="0" t="0" r="15240" b="10160"/>
+                <wp:wrapNone/>
+                <wp:docPr id="1497706108" name="Rectangle 1"/>
+                <wp:cNvGraphicFramePr/>
+                <a:graphic xmlns:a="http://schemas.openxmlformats.org/drawingml/2006/main">
+                  <a:graphicData uri="http://schemas.microsoft.com/office/word/2010/wordprocessingShape">
+                    <wps:wsp>
+                      <wps:cNvSpPr/>
+                      <wps:spPr>
+                        <a:xfrm>
+                          <a:off x="0" y="0"/>
+                          <a:ext cx="746760" cy="390267"/>
+                        </a:xfrm>
+                        <a:prstGeom prst="rect">
+                          <a:avLst/>
+                        </a:prstGeom>
+                      </wps:spPr>
+                      <wps:style>
+                        <a:lnRef idx="2">
+                          <a:schemeClr val="accent1">
+                            <a:shade val="15000"/>
+                          </a:schemeClr>
+                        </a:lnRef>
+                        <a:fillRef idx="1">
+                          <a:schemeClr val="accent1"/>
+                        </a:fillRef>
+                        <a:effectRef idx="0">
+                          <a:schemeClr val="accent1"/>
+                        </a:effectRef>
+                        <a:fontRef idx="minor">
+                          <a:schemeClr val="lt1"/>
+                        </a:fontRef>
+                      </wps:style>
+                      <wps:txbx>
+                        <w:txbxContent>
+                          <w:p>
+                            <w:pPr>
+                              <w:jc w:val="center"/>
+                            </w:pPr>
+                            <w:r>
+                              <w:t>Senior</w:t>
+                            </w:r>
+                          </w:p>
+                        </w:txbxContent>
+                      </wps:txbx>
+                      <wps:bodyPr rot="0" spcFirstLastPara="0" vertOverflow="overflow" horzOverflow="overflow" vert="horz" wrap="square" lIns="91440" tIns="45720" rIns="91440" bIns="45720" numCol="1" spcCol="0" rtlCol="0" fromWordArt="0" anchor="ctr" anchorCtr="0" forceAA="0" compatLnSpc="1">
+                        <a:prstTxWarp prst="textNoShape">
+                          <a:avLst/>
+                        </a:prstTxWarp>
+                        <a:noAutofit/>
+                      </wps:bodyPr>
+                    </wps:wsp>
+                  </a:graphicData>
+                </a:graphic>
+                <wp14:sizeRelH relativeFrom="margin">
+                  <wp14:pctWidth>0</wp14:pctWidth>
+                </wp14:sizeRelH>
+                <wp14:sizeRelV relativeFrom="margin">
+                  <wp14:pctHeight>0</wp14:pctHeight>
+                </wp14:sizeRelV>
+              </wp:anchor>
+            </w:drawing>
+          </mc:Choice>
+          <mc:Fallback>
+            <w:pict>
+              <v:rect w14:anchorId="6AD4DC18" id="_x0000_s1034" style="position:absolute;margin-left:202.2pt;margin-top:.7pt;width:58.8pt;height:30.75pt;z-index:251671552;visibility:visible;mso-wrap-style:square;mso-width-percent:0;mso-height-percent:0;mso-wrap-distance-left:9pt;mso-wrap-distance-top:0;mso-wrap-distance-right:9pt;mso-wrap-distance-bottom:0;mso-position-horizontal:absolute;mso-position-horizontal-relative:margin;mso-position-vertical:absolute;mso-position-vertical-relative:text;mso-width-percent:0;mso-height-percent:0;mso-width-relative:margin;mso-height-relative:margin;v-text-anchor:middle" o:gfxdata="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" fillcolor="#4472c4 [3204]" strokecolor="#09101d [484]" strokeweight="1pt">
+                <v:textbox>
+                  <w:txbxContent>
+                    <w:p>
+                      <w:pPr>
+                        <w:jc w:val="center"/>
+                      </w:pPr>
+                      <w:r>
+                        <w:t>Senior</w:t>
+                      </w:r>
+                    </w:p>
+                  </w:txbxContent>
+                </v:textbox>
+                <w10:wrap anchorx="margin"/>
+              </v:rect>
+            </w:pict>
+          </mc:Fallback>
+        </mc:AlternateContent>
+      </w:r>
+    </w:p>
+    <w:p>
+      <w:pPr>
+        <w:rPr>
+          <w:rFonts w:ascii="Times New Roman" w:hAnsi="Times New Roman" w:cs="Times New Roman"/>
+          <w:sz w:val="28"/>
+          <w:szCs w:val="28"/>
+        </w:rPr>
+      </w:pPr>
+    </w:p>
+    <w:p>
+      <w:pPr>
         <w:rPr>
           <w:rFonts w:ascii="Times New Roman" w:hAnsi="Times New Roman" w:cs="Times New Roman"/>
           <w:b/>
           <w:bCs/>
           <w:sz w:val="28"/>
           <w:szCs w:val="28"/>
+          <w:u w:val="single"/>
+        </w:rPr>
+      </w:pPr>
+      <w:r>
+        <w:rPr>
+          <w:rFonts w:ascii="Times New Roman" w:hAnsi="Times New Roman" w:cs="Times New Roman"/>
+          <w:b/>
+          <w:bCs/>
+          <w:sz w:val="28"/>
+          <w:szCs w:val="28"/>
+          <w:u w:val="single"/>
+        </w:rPr>
+        <w:t>Relationship between the classes</w:t>
+      </w:r>
+    </w:p>
+    <w:p>
+      <w:pPr>
+        <w:rPr>
+          <w:rFonts w:ascii="Times New Roman" w:hAnsi="Times New Roman" w:cs="Times New Roman"/>
+          <w:sz w:val="28"/>
+          <w:szCs w:val="28"/>
+        </w:rPr>
+      </w:pPr>
+      <w:r>
+        <w:rPr>
+          <w:rFonts w:ascii="Times New Roman" w:hAnsi="Times New Roman" w:cs="Times New Roman"/>
+          <w:sz w:val="28"/>
+          <w:szCs w:val="28"/>
+        </w:rPr>
+        <w:t xml:space="preserve">Every single person studying at the university is a student but just because they’re all students doesn’t mean they are </w:t>
+      </w:r>
+      <w:r>
+        <w:rPr>
+          <w:rFonts w:ascii="Times New Roman" w:hAnsi="Times New Roman" w:cs="Times New Roman"/>
+          <w:sz w:val="28"/>
+          <w:szCs w:val="28"/>
+        </w:rPr>
+        <w:t>equal or at the same level of their studies.</w:t>
+      </w:r>
+    </w:p>
+    <w:p>
+      <w:pPr>
+        <w:rPr>
+          <w:rFonts w:ascii="Times New Roman" w:hAnsi="Times New Roman" w:cs="Times New Roman"/>
+          <w:sz w:val="28"/>
+          <w:szCs w:val="28"/>
+        </w:rPr>
+      </w:pPr>
+      <w:r>
+        <w:rPr>
+          <w:rFonts w:ascii="Times New Roman" w:hAnsi="Times New Roman" w:cs="Times New Roman"/>
+          <w:sz w:val="28"/>
+          <w:szCs w:val="28"/>
+        </w:rPr>
+        <w:t>There are people who have not finished the first level of their studies, Undergraduates and there are people who have finished the first level of their studies and are there for further studies.</w:t>
+      </w:r>
+    </w:p>
+    <w:p>
+      <w:pPr>
+        <w:rPr>
+          <w:rFonts w:ascii="Times New Roman" w:hAnsi="Times New Roman" w:cs="Times New Roman"/>
+          <w:sz w:val="28"/>
+          <w:szCs w:val="28"/>
+        </w:rPr>
+      </w:pPr>
+      <w:r>
+        <w:rPr>
+          <w:rFonts w:ascii="Times New Roman" w:hAnsi="Times New Roman" w:cs="Times New Roman"/>
+          <w:sz w:val="28"/>
+          <w:szCs w:val="28"/>
+        </w:rPr>
+        <w:t xml:space="preserve">Even with that distinction among the Undergraduates there are students that are just entering the </w:t>
+      </w:r>
+      <w:proofErr w:type="spellStart"/>
+      <w:r>
+        <w:rPr>
+          <w:rFonts w:ascii="Times New Roman" w:hAnsi="Times New Roman" w:cs="Times New Roman"/>
+          <w:sz w:val="28"/>
+          <w:szCs w:val="28"/>
+        </w:rPr>
+        <w:t>uni</w:t>
+      </w:r>
+      <w:proofErr w:type="spellEnd"/>
+      <w:r>
+        <w:rPr>
+          <w:rFonts w:ascii="Times New Roman" w:hAnsi="Times New Roman" w:cs="Times New Roman"/>
+          <w:sz w:val="28"/>
+          <w:szCs w:val="28"/>
+        </w:rPr>
+        <w:t>, freshers and others who are not new to the university environment and people who are in their final years, Senior</w:t>
+      </w:r>
+      <w:r>
+        <w:rPr>
+          <w:rFonts w:ascii="Times New Roman" w:hAnsi="Times New Roman" w:cs="Times New Roman"/>
+          <w:sz w:val="28"/>
+          <w:szCs w:val="28"/>
+        </w:rPr>
+        <w:t>s</w:t>
+      </w:r>
+      <w:r>
+        <w:rPr>
+          <w:rFonts w:ascii="Times New Roman" w:hAnsi="Times New Roman" w:cs="Times New Roman"/>
+          <w:sz w:val="28"/>
+          <w:szCs w:val="28"/>
+        </w:rPr>
+        <w:t>.</w:t>
+      </w:r>
+    </w:p>
+    <w:p>
+      <w:pPr>
+        <w:rPr>
+          <w:rFonts w:ascii="Times New Roman" w:hAnsi="Times New Roman" w:cs="Times New Roman"/>
+          <w:sz w:val="28"/>
+          <w:szCs w:val="28"/>
+        </w:rPr>
+      </w:pPr>
+      <w:proofErr w:type="gramStart"/>
+      <w:r>
+        <w:rPr>
+          <w:rFonts w:ascii="Times New Roman" w:hAnsi="Times New Roman" w:cs="Times New Roman"/>
+          <w:sz w:val="28"/>
+          <w:szCs w:val="28"/>
+        </w:rPr>
+        <w:t>Finally</w:t>
+      </w:r>
+      <w:proofErr w:type="gramEnd"/>
+      <w:r>
+        <w:rPr>
+          <w:rFonts w:ascii="Times New Roman" w:hAnsi="Times New Roman" w:cs="Times New Roman"/>
+          <w:sz w:val="28"/>
+          <w:szCs w:val="28"/>
+        </w:rPr>
+        <w:t xml:space="preserve"> not all Graduate Studies are the same people maybe coming back for different studies like medicine, law, computer science etc.</w:t>
+      </w:r>
+    </w:p>
+    <w:p>
+      <w:pPr>
+        <w:rPr>
+          <w:rFonts w:ascii="Times New Roman" w:hAnsi="Times New Roman" w:cs="Times New Roman"/>
+          <w:sz w:val="28"/>
+          <w:szCs w:val="28"/>
+        </w:rPr>
+      </w:pPr>
+    </w:p>
+    <w:p>
+      <w:pPr>
+        <w:rPr>
+          <w:rFonts w:ascii="Times New Roman" w:hAnsi="Times New Roman" w:cs="Times New Roman"/>
+          <w:sz w:val="28"/>
+          <w:szCs w:val="28"/>
+        </w:rPr>
+      </w:pPr>
+      <w:r>
+        <w:rPr>
+          <w:rFonts w:ascii="Times New Roman" w:hAnsi="Times New Roman" w:cs="Times New Roman"/>
+          <w:b/>
+          <w:bCs/>
+          <w:sz w:val="28"/>
+          <w:szCs w:val="28"/>
+        </w:rPr>
+        <w:t>9.6 (Shape Inheritance Hierarchy)</w:t>
+      </w:r>
+      <w:r>
+        <w:rPr>
+          <w:rFonts w:ascii="Times New Roman" w:hAnsi="Times New Roman" w:cs="Times New Roman"/>
+          <w:sz w:val="28"/>
+          <w:szCs w:val="28"/>
+        </w:rPr>
+        <w:t xml:space="preserve"> </w:t>
+      </w:r>
+    </w:p>
+    <w:p>
+      <w:pPr>
+        <w:rPr>
+          <w:rFonts w:ascii="Times New Roman" w:hAnsi="Times New Roman" w:cs="Times New Roman"/>
+          <w:sz w:val="28"/>
+          <w:szCs w:val="28"/>
+        </w:rPr>
+      </w:pPr>
+      <w:r>
+        <w:rPr>
+          <w:rFonts w:ascii="Times New Roman" w:hAnsi="Times New Roman" w:cs="Times New Roman"/>
+          <w:sz w:val="28"/>
+          <w:szCs w:val="28"/>
+        </w:rPr>
+        <w:t xml:space="preserve">The world of shapes is much richer than the shapes included in the inheritance hierarchy of Fig. 9.3. </w:t>
+      </w:r>
+    </w:p>
+    <w:p>
+      <w:pPr>
+        <w:rPr>
+          <w:rFonts w:ascii="Times New Roman" w:hAnsi="Times New Roman" w:cs="Times New Roman"/>
+          <w:sz w:val="28"/>
+          <w:szCs w:val="28"/>
+        </w:rPr>
+      </w:pPr>
+      <w:r>
+        <w:rPr>
+          <w:rFonts w:ascii="Times New Roman" w:hAnsi="Times New Roman" w:cs="Times New Roman"/>
+          <w:noProof/>
         </w:rPr>
         <w:lastRenderedPageBreak/>
-        <w:t>9.6 (Shape Inheritance Hierarchy)</w:t>
-      </w:r>
-      <w:r>
-        <w:rPr>
-          <w:rFonts w:ascii="Times New Roman" w:hAnsi="Times New Roman" w:cs="Times New Roman"/>
-          <w:sz w:val="28"/>
-          <w:szCs w:val="28"/>
-        </w:rPr>
-        <w:t xml:space="preserve"> </w:t>
-      </w:r>
-    </w:p>
-    <w:p>
-      <w:pPr>
-        <w:rPr>
-          <w:rFonts w:ascii="Times New Roman" w:hAnsi="Times New Roman" w:cs="Times New Roman"/>
-          <w:sz w:val="28"/>
-          <w:szCs w:val="28"/>
-        </w:rPr>
-      </w:pPr>
-      <w:r>
-        <w:rPr>
-          <w:rFonts w:ascii="Times New Roman" w:hAnsi="Times New Roman" w:cs="Times New Roman"/>
-          <w:sz w:val="28"/>
-          <w:szCs w:val="28"/>
-        </w:rPr>
-        <w:t xml:space="preserve">The world of shapes is much richer than the shapes included in the inheritance hierarchy of Fig. 9.3. </w:t>
-      </w:r>
-    </w:p>
-    <w:p>
-      <w:pPr>
-        <w:rPr>
-          <w:rFonts w:ascii="Times New Roman" w:hAnsi="Times New Roman" w:cs="Times New Roman"/>
-          <w:sz w:val="28"/>
-          <w:szCs w:val="28"/>
-        </w:rPr>
-      </w:pPr>
-      <w:r>
-        <w:rPr>
-          <w:rFonts w:ascii="Times New Roman" w:hAnsi="Times New Roman" w:cs="Times New Roman"/>
-          <w:noProof/>
-        </w:rPr>
         <w:drawing>
           <wp:inline distT="0" distB="0" distL="0" distR="0" wp14:anchorId="4A4062EF" wp14:editId="5E7A9B56">
             <wp:extent cx="5751226" cy="2001747"/>
@@ -645,18 +2406,177 @@
       <w:pPr>
         <w:rPr>
           <w:rFonts w:ascii="Times New Roman" w:hAnsi="Times New Roman" w:cs="Times New Roman"/>
-          <w:sz w:val="28"/>
-          <w:szCs w:val="28"/>
-        </w:rPr>
-      </w:pPr>
-      <w:r>
-        <w:rPr>
-          <w:rFonts w:ascii="Times New Roman" w:hAnsi="Times New Roman" w:cs="Times New Roman"/>
           <w:b/>
           <w:bCs/>
           <w:sz w:val="28"/>
           <w:szCs w:val="28"/>
-        </w:rPr>
+          <w:u w:val="single"/>
+        </w:rPr>
+      </w:pPr>
+      <w:r>
+        <w:rPr>
+          <w:rFonts w:ascii="Times New Roman" w:hAnsi="Times New Roman" w:cs="Times New Roman"/>
+          <w:b/>
+          <w:bCs/>
+          <w:sz w:val="28"/>
+          <w:szCs w:val="28"/>
+          <w:u w:val="single"/>
+        </w:rPr>
+        <w:t>Answer</w:t>
+      </w:r>
+    </w:p>
+    <w:p>
+      <w:pPr>
+        <w:rPr>
+          <w:rFonts w:ascii="Times New Roman" w:hAnsi="Times New Roman" w:cs="Times New Roman"/>
+          <w:sz w:val="28"/>
+          <w:szCs w:val="28"/>
+        </w:rPr>
+      </w:pPr>
+      <w:proofErr w:type="spellStart"/>
+      <w:r>
+        <w:rPr>
+          <w:rFonts w:ascii="Times New Roman" w:hAnsi="Times New Roman" w:cs="Times New Roman"/>
+          <w:sz w:val="28"/>
+          <w:szCs w:val="28"/>
+        </w:rPr>
+        <w:t>When</w:t>
+      </w:r>
+      <w:proofErr w:type="spellEnd"/>
+      <w:r>
+        <w:rPr>
+          <w:rFonts w:ascii="Times New Roman" w:hAnsi="Times New Roman" w:cs="Times New Roman"/>
+          <w:sz w:val="28"/>
+          <w:szCs w:val="28"/>
+        </w:rPr>
+        <w:t xml:space="preserve"> a parent class uses </w:t>
+      </w:r>
+      <w:r>
+        <w:rPr>
+          <w:rFonts w:ascii="Times New Roman" w:hAnsi="Times New Roman" w:cs="Times New Roman"/>
+          <w:b/>
+          <w:bCs/>
+          <w:sz w:val="28"/>
+          <w:szCs w:val="28"/>
+        </w:rPr>
+        <w:t>private</w:t>
+      </w:r>
+      <w:r>
+        <w:rPr>
+          <w:rFonts w:ascii="Times New Roman" w:hAnsi="Times New Roman" w:cs="Times New Roman"/>
+          <w:sz w:val="28"/>
+          <w:szCs w:val="28"/>
+        </w:rPr>
+        <w:t xml:space="preserve"> access, it locks its data securely so that child classes cannot change it directly. This keeps the program organized because you can update the parent class later without accidentally breaking the child classes, even though you have to write extra getter and setter methods to access the data. On the other hand, </w:t>
+      </w:r>
+      <w:r>
+        <w:rPr>
+          <w:rFonts w:ascii="Times New Roman" w:hAnsi="Times New Roman" w:cs="Times New Roman"/>
+          <w:b/>
+          <w:bCs/>
+          <w:sz w:val="28"/>
+          <w:szCs w:val="28"/>
+        </w:rPr>
+        <w:t>protected</w:t>
+      </w:r>
+      <w:r>
+        <w:rPr>
+          <w:rFonts w:ascii="Times New Roman" w:hAnsi="Times New Roman" w:cs="Times New Roman"/>
+          <w:sz w:val="28"/>
+          <w:szCs w:val="28"/>
+        </w:rPr>
+        <w:t xml:space="preserve"> access gives child classes direct and easy entry to the parent's data without needing extra methods, which makes coding faster. However, </w:t>
+      </w:r>
+      <w:r>
+        <w:rPr>
+          <w:rFonts w:ascii="Times New Roman" w:hAnsi="Times New Roman" w:cs="Times New Roman"/>
+          <w:b/>
+          <w:bCs/>
+          <w:sz w:val="28"/>
+          <w:szCs w:val="28"/>
+        </w:rPr>
+        <w:t>protected</w:t>
+      </w:r>
+      <w:r>
+        <w:rPr>
+          <w:rFonts w:ascii="Times New Roman" w:hAnsi="Times New Roman" w:cs="Times New Roman"/>
+          <w:sz w:val="28"/>
+          <w:szCs w:val="28"/>
+        </w:rPr>
+        <w:t xml:space="preserve"> access leaves the program vulnerable because a child class can easily mess up the parent's data, and changing a single variable in the parent class will instantly break every child class that relies on it. To get the best of both worlds, most programmers use </w:t>
+      </w:r>
+      <w:r>
+        <w:rPr>
+          <w:rFonts w:ascii="Times New Roman" w:hAnsi="Times New Roman" w:cs="Times New Roman"/>
+          <w:b/>
+          <w:bCs/>
+          <w:sz w:val="28"/>
+          <w:szCs w:val="28"/>
+        </w:rPr>
+        <w:t>private</w:t>
+      </w:r>
+      <w:r>
+        <w:rPr>
+          <w:rFonts w:ascii="Times New Roman" w:hAnsi="Times New Roman" w:cs="Times New Roman"/>
+          <w:sz w:val="28"/>
+          <w:szCs w:val="28"/>
+        </w:rPr>
+        <w:t xml:space="preserve"> access for variables to keep data safe, but use </w:t>
+      </w:r>
+      <w:r>
+        <w:rPr>
+          <w:rFonts w:ascii="Times New Roman" w:hAnsi="Times New Roman" w:cs="Times New Roman"/>
+          <w:b/>
+          <w:bCs/>
+          <w:sz w:val="28"/>
+          <w:szCs w:val="28"/>
+        </w:rPr>
+        <w:t>protected</w:t>
+      </w:r>
+      <w:r>
+        <w:rPr>
+          <w:rFonts w:ascii="Times New Roman" w:hAnsi="Times New Roman" w:cs="Times New Roman"/>
+          <w:sz w:val="28"/>
+          <w:szCs w:val="28"/>
+        </w:rPr>
+        <w:t xml:space="preserve"> access for methods so child classes can still run special tasks.</w:t>
+      </w:r>
+    </w:p>
+    <w:p>
+      <w:pPr>
+        <w:rPr>
+          <w:rFonts w:ascii="Times New Roman" w:hAnsi="Times New Roman" w:cs="Times New Roman"/>
+          <w:sz w:val="28"/>
+          <w:szCs w:val="28"/>
+        </w:rPr>
+      </w:pPr>
+    </w:p>
+    <w:p>
+      <w:pPr>
+        <w:rPr>
+          <w:rFonts w:ascii="Times New Roman" w:hAnsi="Times New Roman" w:cs="Times New Roman"/>
+          <w:sz w:val="28"/>
+          <w:szCs w:val="28"/>
+        </w:rPr>
+      </w:pPr>
+    </w:p>
+    <w:p>
+      <w:pPr>
+        <w:rPr>
+          <w:rFonts w:ascii="Times New Roman" w:hAnsi="Times New Roman" w:cs="Times New Roman"/>
+          <w:sz w:val="28"/>
+          <w:szCs w:val="28"/>
+        </w:rPr>
+      </w:pPr>
+      <w:r>
+        <w:rPr>
+          <w:rFonts w:ascii="Times New Roman" w:hAnsi="Times New Roman" w:cs="Times New Roman"/>
+          <w:b/>
+          <w:bCs/>
+          <w:sz w:val="28"/>
+          <w:szCs w:val="28"/>
+        </w:rPr>
+        <w:lastRenderedPageBreak/>
         <w:t>9.8 (Quadrilateral Inheritance Hierarchy)</w:t>
       </w:r>
       <w:r>
@@ -706,11 +2626,7 @@
         <w:t>earnings</w:t>
       </w:r>
       <w:r>
-        <w:t xml:space="preserve"> method in a </w:t>
-      </w:r>
-      <w:r>
-        <w:lastRenderedPageBreak/>
-        <w:t>subclass:</w:t>
+        <w:t xml:space="preserve"> method in a subclass:</w:t>
       </w:r>
       <w:r>
         <w:br/>
@@ -1104,6 +3020,7 @@
           <w:sz w:val="28"/>
           <w:szCs w:val="28"/>
         </w:rPr>
+        <w:lastRenderedPageBreak/>
         <w:t xml:space="preserve">9.14 (Employee Hierarchy) </w:t>
       </w:r>
     </w:p>
@@ -1370,11 +3287,7 @@
       </w:r>
       <w:proofErr w:type="spellEnd"/>
       <w:r>
-        <w:t xml:space="preserve"> </w:t>
-      </w:r>
-      <w:r>
-        <w:lastRenderedPageBreak/>
-        <w:t xml:space="preserve">and </w:t>
+        <w:t xml:space="preserve"> and </w:t>
       </w:r>
       <w:proofErr w:type="spellStart"/>
       <w:r>
@@ -1624,7 +3537,7 @@
 </file>
 
 <file path=word/styles.xml><?xml version="1.0" encoding="utf-8"?>
-<w:styles xmlns:mc="http://schemas.openxmlformats.org/markup-compatibility/2006" xmlns:r="http://schemas.openxmlformats.org/officeDocument/2006/relationships" xmlns:w="http://schemas.openxmlformats.org/wordprocessingml/2006/main" xmlns:w14="http://schemas.microsoft.com/office/word/2010/wordml" xmlns:w15="http://schemas.microsoft.com/office/word/2012/wordml" xmlns:w16cex="http://schemas.microsoft.com/office/word/2018/wordml/cex" xmlns:w16cid="http://schemas.microsoft.com/office/word/2016/wordml/cid" xmlns:w16="http://schemas.microsoft.com/office/word/2018/wordml" xmlns:w16sdtdh="http://schemas.microsoft.com/office/word/2020/wordml/sdtdatahash" xmlns:w16se="http://schemas.microsoft.com/office/word/2015/wordml/symex" mc:Ignorable="w14 w15 w16se w16cid w16 w16cex w16sdtdh">
+<w:styles xmlns:mc="http://schemas.openxmlformats.org/markup-compatibility/2006" xmlns:r="http://schemas.openxmlformats.org/officeDocument/2006/relationships" xmlns:w="http://schemas.openxmlformats.org/wordprocessingml/2006/main" xmlns:w14="http://schemas.microsoft.com/office/word/2010/wordml" xmlns:w15="http://schemas.microsoft.com/office/word/2012/wordml" xmlns:w16cex="http://schemas.microsoft.com/office/word/2018/wordml/cex" xmlns:w16cid="http://schemas.microsoft.com/office/word/2016/wordml/cid" xmlns:w16="http://schemas.microsoft.com/office/word/2018/wordml" xmlns:w16du="http://schemas.microsoft.com/office/word/2023/wordml/word16du" xmlns:w16sdtdh="http://schemas.microsoft.com/office/word/2020/wordml/sdtdatahash" xmlns:w16sdtfl="http://schemas.microsoft.com/office/word/2024/wordml/sdtformatlock" xmlns:w16se="http://schemas.microsoft.com/office/word/2015/wordml/symex" mc:Ignorable="w14 w15 w16se w16cid w16 w16cex w16sdtdh w16sdtfl w16du">
   <w:docDefaults>
     <w:rPrDefault>
       <w:rPr>
@@ -2025,7 +3938,6 @@
   <w:style w:type="character" w:default="1" w:styleId="DefaultParagraphFont">
     <w:name w:val="Default Paragraph Font"/>
     <w:uiPriority w:val="1"/>
-    <w:semiHidden/>
     <w:unhideWhenUsed/>
   </w:style>
   <w:style w:type="table" w:default="1" w:styleId="TableNormal">
